--- a/public/materials/data-privacy/part4/worksheets/en/4.4.2a.Worksheet.Fix_this_profile.docx
+++ b/public/materials/data-privacy/part4/worksheets/en/4.4.2a.Worksheet.Fix_this_profile.docx
@@ -1,14 +1,14 @@
 
 <file path=word/document.xml><?xml version="1.0" encoding="utf-8"?>
-<w:document xmlns:wpc="http://schemas.microsoft.com/office/word/2010/wordprocessingCanvas" xmlns:cx="http://schemas.microsoft.com/office/drawing/2014/chartex" xmlns:cx1="http://schemas.microsoft.com/office/drawing/2015/9/8/chartex" xmlns:cx2="http://schemas.microsoft.com/office/drawing/2015/10/21/chartex" xmlns:cx3="http://schemas.microsoft.com/office/drawing/2016/5/9/chartex" xmlns:cx4="http://schemas.microsoft.com/office/drawing/2016/5/10/chartex" xmlns:cx5="http://schemas.microsoft.com/office/drawing/2016/5/11/chartex" xmlns:cx6="http://schemas.microsoft.com/office/drawing/2016/5/12/chartex" xmlns:cx7="http://schemas.microsoft.com/office/drawing/2016/5/13/chartex" xmlns:cx8="http://schemas.microsoft.com/office/drawing/2016/5/14/chartex" xmlns:mc="http://schemas.openxmlformats.org/markup-compatibility/2006" xmlns:m="http://schemas.openxmlformats.org/officeDocument/2006/math" xmlns:aink="http://schemas.microsoft.com/office/drawing/2016/ink" xmlns:am3d="http://schemas.microsoft.com/office/drawing/2017/model3d" xmlns:oel="http://schemas.microsoft.com/office/2019/extlst" xmlns:r="http://schemas.openxmlformats.org/officeDocument/2006/relationships" xmlns:wp14="http://schemas.microsoft.com/office/word/2010/wordprocessingDrawing" xmlns:wp="http://schemas.openxmlformats.org/drawingml/2006/wordprocessingDrawing" xmlns:wpg="http://schemas.microsoft.com/office/word/2010/wordprocessingGroup" xmlns:wpi="http://schemas.microsoft.com/office/word/2010/wordprocessingInk" xmlns:wps="http://schemas.microsoft.com/office/word/2010/wordprocessingShape" xmlns:o="urn:schemas-microsoft-com:office:office" xmlns:v="urn:schemas-microsoft-com:vml" xmlns:w10="urn:schemas-microsoft-com:office:word" xmlns:w="http://schemas.openxmlformats.org/wordprocessingml/2006/main" xmlns:w14="http://schemas.microsoft.com/office/word/2010/wordml" xmlns:w15="http://schemas.microsoft.com/office/word/2012/wordml" xmlns:w16cex="http://schemas.microsoft.com/office/word/2018/wordml/cex" xmlns:w16cid="http://schemas.microsoft.com/office/word/2016/wordml/cid" xmlns:w16="http://schemas.microsoft.com/office/word/2018/wordml" xmlns:w16sdtdh="http://schemas.microsoft.com/office/word/2020/wordml/sdtdatahash" xmlns:w16sdtfl="http://schemas.microsoft.com/office/word/2024/wordml/sdtformatlock" xmlns:w16se="http://schemas.microsoft.com/office/word/2015/wordml/symex" xmlns:w16du="http://schemas.microsoft.com/office/word/2023/wordml/word16du" xmlns:wne="http://schemas.microsoft.com/office/word/2006/wordml" mc:Ignorable="w14 w15 w16se w16cid w16 w16cex w16sdtdh w16sdtfl w16du wp14">
+<w:document xmlns:wpc="http://schemas.microsoft.com/office/word/2010/wordprocessingCanvas" xmlns:cx="http://schemas.microsoft.com/office/drawing/2014/chartex" xmlns:cx1="http://schemas.microsoft.com/office/drawing/2015/9/8/chartex" xmlns:cx2="http://schemas.microsoft.com/office/drawing/2015/10/21/chartex" xmlns:cx3="http://schemas.microsoft.com/office/drawing/2016/5/9/chartex" xmlns:cx4="http://schemas.microsoft.com/office/drawing/2016/5/10/chartex" xmlns:cx5="http://schemas.microsoft.com/office/drawing/2016/5/11/chartex" xmlns:cx6="http://schemas.microsoft.com/office/drawing/2016/5/12/chartex" xmlns:cx7="http://schemas.microsoft.com/office/drawing/2016/5/13/chartex" xmlns:cx8="http://schemas.microsoft.com/office/drawing/2016/5/14/chartex" xmlns:mc="http://schemas.openxmlformats.org/markup-compatibility/2006" xmlns:aink="http://schemas.microsoft.com/office/drawing/2016/ink" xmlns:am3d="http://schemas.microsoft.com/office/drawing/2017/model3d" xmlns:o="urn:schemas-microsoft-com:office:office" xmlns:oel="http://schemas.microsoft.com/office/2019/extlst" xmlns:r="http://schemas.openxmlformats.org/officeDocument/2006/relationships" xmlns:m="http://schemas.openxmlformats.org/officeDocument/2006/math" xmlns:v="urn:schemas-microsoft-com:vml" xmlns:wp14="http://schemas.microsoft.com/office/word/2010/wordprocessingDrawing" xmlns:wp="http://schemas.openxmlformats.org/drawingml/2006/wordprocessingDrawing" xmlns:w10="urn:schemas-microsoft-com:office:word" xmlns:w="http://schemas.openxmlformats.org/wordprocessingml/2006/main" xmlns:w14="http://schemas.microsoft.com/office/word/2010/wordml" xmlns:w15="http://schemas.microsoft.com/office/word/2012/wordml" xmlns:w16cex="http://schemas.microsoft.com/office/word/2018/wordml/cex" xmlns:w16cid="http://schemas.microsoft.com/office/word/2016/wordml/cid" xmlns:w16="http://schemas.microsoft.com/office/word/2018/wordml" xmlns:w16du="http://schemas.microsoft.com/office/word/2023/wordml/word16du" xmlns:w16sdtdh="http://schemas.microsoft.com/office/word/2020/wordml/sdtdatahash" xmlns:w16sdtfl="http://schemas.microsoft.com/office/word/2024/wordml/sdtformatlock" xmlns:w16se="http://schemas.microsoft.com/office/word/2015/wordml/symex" xmlns:wpg="http://schemas.microsoft.com/office/word/2010/wordprocessingGroup" xmlns:wpi="http://schemas.microsoft.com/office/word/2010/wordprocessingInk" xmlns:wne="http://schemas.microsoft.com/office/word/2006/wordml" xmlns:wps="http://schemas.microsoft.com/office/word/2010/wordprocessingShape" xmlns:a="http://schemas.openxmlformats.org/drawingml/2006/main" xmlns:pic="http://schemas.openxmlformats.org/drawingml/2006/picture" xmlns:a14="http://schemas.microsoft.com/office/drawing/2010/main" mc:Ignorable="w14 w15 w16se w16cid w16 w16cex w16sdtdh w16sdtfl w16du wp14">
   <w:body>
     <w:p>
       <w:pPr>
         <w:jc w:val="center"/>
         <w:rPr>
-          <w:rFonts w:ascii="Arial" w:eastAsia="Arial" w:hAnsi="Arial" w:cs="Arial"/>
-          <w:b/>
-          <w:bCs/>
+          <w:rFonts w:ascii="Arial" w:hAnsi="Arial" w:eastAsia="Arial" w:cs="Arial"/>
+          <w:b w:val="1"/>
+          <w:bCs w:val="1"/>
           <w:sz w:val="36"/>
           <w:szCs w:val="36"/>
           <w:lang w:val="en-US"/>
@@ -16,9 +16,9 @@
       </w:pPr>
       <w:r>
         <w:rPr>
-          <w:rFonts w:ascii="Arial" w:eastAsia="Arial" w:hAnsi="Arial" w:cs="Arial"/>
-          <w:b/>
-          <w:bCs/>
+          <w:rFonts w:ascii="Arial" w:hAnsi="Arial" w:eastAsia="Arial" w:cs="Arial"/>
+          <w:b w:val="1"/>
+          <w:bCs w:val="1"/>
           <w:sz w:val="36"/>
           <w:szCs w:val="36"/>
           <w:lang w:val="en-US"/>
@@ -27,9 +27,9 @@
       </w:r>
       <w:r>
         <w:rPr>
-          <w:rFonts w:ascii="Arial" w:eastAsia="Arial" w:hAnsi="Arial" w:cs="Arial"/>
-          <w:b/>
-          <w:bCs/>
+          <w:rFonts w:ascii="Arial" w:hAnsi="Arial" w:eastAsia="Arial" w:cs="Arial"/>
+          <w:b w:val="1"/>
+          <w:bCs w:val="1"/>
           <w:sz w:val="36"/>
           <w:szCs w:val="36"/>
           <w:lang w:val="en-US"/>
@@ -40,25 +40,25 @@
     <w:p>
       <w:pPr>
         <w:rPr>
-          <w:rFonts w:ascii="Arial" w:eastAsia="Arial" w:hAnsi="Arial" w:cs="Arial"/>
-          <w:lang w:val="en-US"/>
-        </w:rPr>
-      </w:pPr>
-    </w:p>
-    <w:p>
-      <w:pPr>
-        <w:rPr>
-          <w:rFonts w:ascii="Arial" w:eastAsia="Arial" w:hAnsi="Arial" w:cs="Arial"/>
-          <w:b/>
-          <w:bCs/>
-          <w:lang w:val="en-US"/>
-        </w:rPr>
-      </w:pPr>
-      <w:r>
-        <w:rPr>
-          <w:rFonts w:ascii="Arial" w:eastAsia="Arial" w:hAnsi="Arial" w:cs="Arial"/>
-          <w:b/>
-          <w:bCs/>
+          <w:rFonts w:ascii="Arial" w:hAnsi="Arial" w:eastAsia="Arial" w:cs="Arial"/>
+          <w:lang w:val="en-US"/>
+        </w:rPr>
+      </w:pPr>
+    </w:p>
+    <w:p>
+      <w:pPr>
+        <w:rPr>
+          <w:rFonts w:ascii="Arial" w:hAnsi="Arial" w:eastAsia="Arial" w:cs="Arial"/>
+          <w:b w:val="1"/>
+          <w:bCs w:val="1"/>
+          <w:lang w:val="en-US"/>
+        </w:rPr>
+      </w:pPr>
+      <w:r>
+        <w:rPr>
+          <w:rFonts w:ascii="Arial" w:hAnsi="Arial" w:eastAsia="Arial" w:cs="Arial"/>
+          <w:b w:val="1"/>
+          <w:bCs w:val="1"/>
           <w:lang w:val="en-US"/>
         </w:rPr>
         <w:t>Profile Audit: Be a privacy detective!</w:t>
@@ -67,27 +67,27 @@
     <w:p>
       <w:pPr>
         <w:rPr>
-          <w:rFonts w:ascii="Arial" w:eastAsia="Arial" w:hAnsi="Arial" w:cs="Arial"/>
-          <w:lang w:val="en-US"/>
-        </w:rPr>
-      </w:pPr>
-      <w:r>
-        <w:rPr>
-          <w:rFonts w:ascii="Arial" w:eastAsia="Arial" w:hAnsi="Arial" w:cs="Arial"/>
+          <w:rFonts w:ascii="Arial" w:hAnsi="Arial" w:eastAsia="Arial" w:cs="Arial"/>
+          <w:lang w:val="en-US"/>
+        </w:rPr>
+      </w:pPr>
+      <w:r>
+        <w:rPr>
+          <w:rFonts w:ascii="Arial" w:hAnsi="Arial" w:eastAsia="Arial" w:cs="Arial"/>
           <w:lang w:val="en-US"/>
         </w:rPr>
         <w:t>Below is a f</w:t>
       </w:r>
       <w:r>
         <w:rPr>
-          <w:rFonts w:ascii="Arial" w:eastAsia="Arial" w:hAnsi="Arial" w:cs="Arial"/>
+          <w:rFonts w:ascii="Arial" w:hAnsi="Arial" w:eastAsia="Arial" w:cs="Arial"/>
           <w:lang w:val="en-US"/>
         </w:rPr>
         <w:t>ictional</w:t>
       </w:r>
       <w:r>
         <w:rPr>
-          <w:rFonts w:ascii="Arial" w:eastAsia="Arial" w:hAnsi="Arial" w:cs="Arial"/>
+          <w:rFonts w:ascii="Arial" w:hAnsi="Arial" w:eastAsia="Arial" w:cs="Arial"/>
           <w:lang w:val="en-US"/>
         </w:rPr>
         <w:t xml:space="preserve"> online profile. It does not belong to a real person. </w:t>
@@ -96,80 +96,89 @@
     <w:p>
       <w:pPr>
         <w:rPr>
-          <w:rFonts w:ascii="Arial" w:eastAsia="Arial" w:hAnsi="Arial" w:cs="Arial"/>
-          <w:i/>
-          <w:iCs/>
-          <w:lang w:val="en-US"/>
-        </w:rPr>
-      </w:pPr>
-      <w:r>
-        <w:rPr>
-          <w:rFonts w:ascii="Arial" w:eastAsia="Arial" w:hAnsi="Arial" w:cs="Arial"/>
-          <w:i/>
-          <w:iCs/>
+          <w:rFonts w:ascii="Arial" w:hAnsi="Arial" w:eastAsia="Arial" w:cs="Arial"/>
+          <w:i w:val="1"/>
+          <w:iCs w:val="1"/>
+          <w:lang w:val="en-US"/>
+        </w:rPr>
+      </w:pPr>
+      <w:r>
+        <w:rPr>
+          <w:rFonts w:ascii="Arial" w:hAnsi="Arial" w:eastAsia="Arial" w:cs="Arial"/>
+          <w:i w:val="1"/>
+          <w:iCs w:val="1"/>
           <w:lang w:val="en-US"/>
         </w:rPr>
         <w:t xml:space="preserve">Your task: Highlight or circle everything that should be changed or hidden to </w:t>
       </w:r>
       <w:r>
         <w:rPr>
-          <w:rFonts w:ascii="Arial" w:eastAsia="Arial" w:hAnsi="Arial" w:cs="Arial"/>
-          <w:i/>
-          <w:iCs/>
+          <w:rFonts w:ascii="Arial" w:hAnsi="Arial" w:eastAsia="Arial" w:cs="Arial"/>
+          <w:i w:val="1"/>
+          <w:iCs w:val="1"/>
           <w:lang w:val="en-US"/>
         </w:rPr>
         <w:t>s</w:t>
       </w:r>
       <w:r>
         <w:rPr>
-          <w:rFonts w:ascii="Arial" w:eastAsia="Arial" w:hAnsi="Arial" w:cs="Arial"/>
-          <w:i/>
-          <w:iCs/>
-          <w:lang w:val="en-US"/>
-        </w:rPr>
-        <w:t xml:space="preserve">tay safe online. </w:t>
-      </w:r>
-    </w:p>
-    <w:p>
-      <w:pPr>
-        <w:rPr>
-          <w:rFonts w:ascii="Arial" w:eastAsia="Arial" w:hAnsi="Arial" w:cs="Arial"/>
-          <w:lang w:val="en-US"/>
-        </w:rPr>
-      </w:pPr>
-    </w:p>
-    <w:p>
-      <w:pPr>
-        <w:rPr>
-          <w:rFonts w:ascii="Arial" w:eastAsia="Arial" w:hAnsi="Arial" w:cs="Arial"/>
-          <w:b/>
-          <w:bCs/>
-          <w:lang w:val="en-US"/>
-        </w:rPr>
-      </w:pPr>
-      <w:r>
-        <w:rPr>
-          <w:rFonts w:ascii="Arial" w:eastAsia="Arial" w:hAnsi="Arial" w:cs="Arial"/>
-          <w:b/>
-          <w:bCs/>
+          <w:rFonts w:ascii="Arial" w:hAnsi="Arial" w:eastAsia="Arial" w:cs="Arial"/>
+          <w:i w:val="1"/>
+          <w:iCs w:val="1"/>
+          <w:lang w:val="en-US"/>
+        </w:rPr>
+        <w:t>tay</w:t>
+      </w:r>
+      <w:r>
+        <w:rPr>
+          <w:rFonts w:ascii="Arial" w:hAnsi="Arial" w:eastAsia="Arial" w:cs="Arial"/>
+          <w:i w:val="1"/>
+          <w:iCs w:val="1"/>
+          <w:lang w:val="en-US"/>
+        </w:rPr>
+        <w:t xml:space="preserve"> safe online. </w:t>
+      </w:r>
+    </w:p>
+    <w:p>
+      <w:pPr>
+        <w:rPr>
+          <w:rFonts w:ascii="Arial" w:hAnsi="Arial" w:eastAsia="Arial" w:cs="Arial"/>
+          <w:lang w:val="en-US"/>
+        </w:rPr>
+      </w:pPr>
+    </w:p>
+    <w:p>
+      <w:pPr>
+        <w:rPr>
+          <w:rFonts w:ascii="Arial" w:hAnsi="Arial" w:eastAsia="Arial" w:cs="Arial"/>
+          <w:b w:val="1"/>
+          <w:bCs w:val="1"/>
+          <w:lang w:val="en-US"/>
+        </w:rPr>
+      </w:pPr>
+      <w:r>
+        <w:rPr>
+          <w:rFonts w:ascii="Arial" w:hAnsi="Arial" w:eastAsia="Arial" w:cs="Arial"/>
+          <w:b w:val="1"/>
+          <w:bCs w:val="1"/>
           <w:lang w:val="en-US"/>
         </w:rPr>
         <w:t xml:space="preserve">A </w:t>
       </w:r>
       <w:r>
         <w:rPr>
-          <w:rFonts w:ascii="Arial" w:eastAsia="Arial" w:hAnsi="Arial" w:cs="Arial"/>
-          <w:b/>
-          <w:bCs/>
+          <w:rFonts w:ascii="Arial" w:hAnsi="Arial" w:eastAsia="Arial" w:cs="Arial"/>
+          <w:b w:val="1"/>
+          <w:bCs w:val="1"/>
           <w:lang w:val="en-US"/>
         </w:rPr>
         <w:t xml:space="preserve">Fictional </w:t>
       </w:r>
       <w:r>
         <w:rPr>
-          <w:rFonts w:ascii="Arial" w:eastAsia="Arial" w:hAnsi="Arial" w:cs="Arial"/>
-          <w:b/>
-          <w:bCs/>
+          <w:rFonts w:ascii="Arial" w:hAnsi="Arial" w:eastAsia="Arial" w:cs="Arial"/>
+          <w:b w:val="1"/>
+          <w:bCs w:val="1"/>
           <w:lang w:val="en-US"/>
         </w:rPr>
         <w:t>Profile Example</w:t>
@@ -178,47 +187,66 @@
     <w:p>
       <w:pPr>
         <w:rPr>
-          <w:rFonts w:ascii="Arial" w:eastAsia="Arial" w:hAnsi="Arial" w:cs="Arial"/>
-          <w:lang w:val="en-US"/>
-        </w:rPr>
-      </w:pPr>
-      <w:r>
-        <w:rPr>
-          <w:rFonts w:ascii="Arial" w:eastAsia="Arial" w:hAnsi="Arial" w:cs="Arial"/>
-          <w:lang w:val="en-US"/>
-        </w:rPr>
-        <w:t>Look into the image that represents the profile of Emma on some social platform.</w:t>
+          <w:rFonts w:ascii="Arial" w:hAnsi="Arial" w:eastAsia="Arial" w:cs="Arial"/>
+          <w:b w:val="0"/>
+          <w:bCs w:val="0"/>
+          <w:lang w:val="en-US"/>
+        </w:rPr>
+      </w:pPr>
+      <w:r>
+        <w:rPr>
+          <w:rFonts w:ascii="Arial" w:hAnsi="Arial" w:eastAsia="Arial" w:cs="Arial"/>
+          <w:b w:val="0"/>
+          <w:bCs w:val="0"/>
+          <w:lang w:val="en-US"/>
+        </w:rPr>
+        <w:t xml:space="preserve">Look into the image that </w:t>
+      </w:r>
+      <w:r>
+        <w:rPr>
+          <w:rFonts w:ascii="Arial" w:hAnsi="Arial" w:eastAsia="Arial" w:cs="Arial"/>
+          <w:b w:val="0"/>
+          <w:bCs w:val="0"/>
+          <w:lang w:val="en-US"/>
+        </w:rPr>
+        <w:t>represents</w:t>
+      </w:r>
+      <w:r>
+        <w:rPr>
+          <w:rFonts w:ascii="Arial" w:hAnsi="Arial" w:eastAsia="Arial" w:cs="Arial"/>
+          <w:b w:val="0"/>
+          <w:bCs w:val="0"/>
+          <w:lang w:val="en-US"/>
+        </w:rPr>
+        <w:t xml:space="preserve"> the profile of Emma on some social platform.</w:t>
       </w:r>
     </w:p>
     <w:p>
       <w:pPr>
         <w:spacing w:after="0"/>
         <w:rPr>
-          <w:rFonts w:ascii="Arial" w:eastAsia="Arial" w:hAnsi="Arial" w:cs="Arial"/>
-          <w:lang w:val="en-US"/>
-        </w:rPr>
-      </w:pPr>
-      <w:r>
-        <w:rPr>
-          <w:noProof/>
-        </w:rPr>
+          <w:rFonts w:ascii="Arial" w:hAnsi="Arial" w:eastAsia="Arial" w:cs="Arial"/>
+          <w:lang w:val="en-US"/>
+        </w:rPr>
+      </w:pPr>
+      <w:r>
         <w:drawing>
-          <wp:inline distT="0" distB="0" distL="0" distR="0" wp14:anchorId="3E929058" wp14:editId="04B1A6C1">
+          <wp:inline wp14:editId="04B1A6C1" wp14:anchorId="3E929058">
             <wp:extent cx="5724525" cy="3810000"/>
             <wp:effectExtent l="0" t="0" r="0" b="0"/>
             <wp:docPr id="1302963050" name="drawing"/>
             <wp:cNvGraphicFramePr>
-              <a:graphicFrameLocks xmlns:a="http://schemas.openxmlformats.org/drawingml/2006/main" noChangeAspect="1"/>
+              <a:graphicFrameLocks noChangeAspect="1"/>
             </wp:cNvGraphicFramePr>
-            <a:graphic xmlns:a="http://schemas.openxmlformats.org/drawingml/2006/main">
-              <a:graphicData uri="http://schemas.openxmlformats.org/drawingml/2006/picture">
+            <a:graphic>
+              <a:graphicData xmlns:a="http://schemas.openxmlformats.org/drawingml/2006/main" uri="http://schemas.openxmlformats.org/drawingml/2006/picture">
                 <pic:pic xmlns:pic="http://schemas.openxmlformats.org/drawingml/2006/picture">
                   <pic:nvPicPr>
                     <pic:cNvPr id="1302963050" name="Picture 1302963050"/>
                     <pic:cNvPicPr/>
                   </pic:nvPicPr>
                   <pic:blipFill>
-                    <a:blip r:embed="rId7">
+                    <a:blip xmlns:r="http://schemas.openxmlformats.org/officeDocument/2006/relationships" r:embed="rId898465321">
                       <a:extLst>
                         <a:ext uri="{28A0092B-C50C-407E-A947-70E740481C1C}">
                           <a14:useLocalDpi xmlns:a14="http://schemas.microsoft.com/office/drawing/2010/main"/>
@@ -246,23 +274,14 @@
       </w:r>
       <w:r>
         <w:rPr>
-          <w:rFonts w:ascii="Arial" w:eastAsia="Arial" w:hAnsi="Arial" w:cs="Arial"/>
+          <w:rFonts w:ascii="Arial" w:hAnsi="Arial" w:eastAsia="Arial" w:cs="Arial"/>
           <w:lang w:val="en-US"/>
         </w:rPr>
         <w:t xml:space="preserve"> </w:t>
       </w:r>
-    </w:p>
-    <w:p>
-      <w:pPr>
-        <w:spacing w:after="0"/>
-        <w:rPr>
-          <w:rFonts w:ascii="Arial" w:eastAsia="Arial" w:hAnsi="Arial" w:cs="Arial"/>
-          <w:lang w:val="en-US"/>
-        </w:rPr>
-      </w:pPr>
-      <w:r>
-        <w:rPr>
-          <w:rFonts w:ascii="Arial" w:eastAsia="Arial" w:hAnsi="Arial" w:cs="Arial"/>
+      <w:r>
+        <w:rPr>
+          <w:rFonts w:ascii="Arial" w:hAnsi="Arial" w:eastAsia="Arial" w:cs="Arial"/>
           <w:sz w:val="12"/>
           <w:szCs w:val="12"/>
           <w:lang w:val="en-US"/>
@@ -273,27 +292,27 @@
     <w:p>
       <w:pPr>
         <w:rPr>
-          <w:rFonts w:ascii="Arial" w:eastAsia="Arial" w:hAnsi="Arial" w:cs="Arial"/>
-          <w:b/>
-          <w:bCs/>
-          <w:lang w:val="en-US"/>
-        </w:rPr>
-      </w:pPr>
-    </w:p>
-    <w:p>
-      <w:pPr>
-        <w:rPr>
-          <w:rFonts w:ascii="Arial" w:eastAsia="Arial" w:hAnsi="Arial" w:cs="Arial"/>
-          <w:b/>
-          <w:bCs/>
-          <w:lang w:val="en-US"/>
-        </w:rPr>
-      </w:pPr>
-      <w:r>
-        <w:rPr>
-          <w:rFonts w:ascii="Arial" w:eastAsia="Arial" w:hAnsi="Arial" w:cs="Arial"/>
-          <w:b/>
-          <w:bCs/>
+          <w:rFonts w:ascii="Arial" w:hAnsi="Arial" w:eastAsia="Arial" w:cs="Arial"/>
+          <w:b w:val="1"/>
+          <w:bCs w:val="1"/>
+          <w:lang w:val="en-US"/>
+        </w:rPr>
+      </w:pPr>
+    </w:p>
+    <w:p>
+      <w:pPr>
+        <w:rPr>
+          <w:rFonts w:ascii="Arial" w:hAnsi="Arial" w:eastAsia="Arial" w:cs="Arial"/>
+          <w:b w:val="1"/>
+          <w:bCs w:val="1"/>
+          <w:lang w:val="en-US"/>
+        </w:rPr>
+      </w:pPr>
+      <w:r>
+        <w:rPr>
+          <w:rFonts w:ascii="Arial" w:hAnsi="Arial" w:eastAsia="Arial" w:cs="Arial"/>
+          <w:b w:val="1"/>
+          <w:bCs w:val="1"/>
           <w:lang w:val="en-US"/>
         </w:rPr>
         <w:t>Detective Questions</w:t>
@@ -302,13 +321,13 @@
     <w:p>
       <w:pPr>
         <w:rPr>
-          <w:rFonts w:ascii="Arial" w:eastAsia="Arial" w:hAnsi="Arial" w:cs="Arial"/>
-          <w:lang w:val="en-US"/>
-        </w:rPr>
-      </w:pPr>
-      <w:r>
-        <w:rPr>
-          <w:rFonts w:ascii="Arial" w:eastAsia="Arial" w:hAnsi="Arial" w:cs="Arial"/>
+          <w:rFonts w:ascii="Arial" w:hAnsi="Arial" w:eastAsia="Arial" w:cs="Arial"/>
+          <w:lang w:val="en-US"/>
+        </w:rPr>
+      </w:pPr>
+      <w:r>
+        <w:rPr>
+          <w:rFonts w:ascii="Arial" w:hAnsi="Arial" w:eastAsia="Arial" w:cs="Arial"/>
           <w:lang w:val="en-US"/>
         </w:rPr>
         <w:t>1) What information should be hidden or changed?</w:t>
@@ -317,13 +336,13 @@
     <w:p>
       <w:pPr>
         <w:rPr>
-          <w:rFonts w:ascii="Arial" w:eastAsia="Arial" w:hAnsi="Arial" w:cs="Arial"/>
-          <w:lang w:val="en-US"/>
-        </w:rPr>
-      </w:pPr>
-      <w:r>
-        <w:rPr>
-          <w:rFonts w:ascii="Arial" w:eastAsia="Arial" w:hAnsi="Arial" w:cs="Arial"/>
+          <w:rFonts w:ascii="Arial" w:hAnsi="Arial" w:eastAsia="Arial" w:cs="Arial"/>
+          <w:lang w:val="en-US"/>
+        </w:rPr>
+      </w:pPr>
+      <w:r>
+        <w:rPr>
+          <w:rFonts w:ascii="Arial" w:hAnsi="Arial" w:eastAsia="Arial" w:cs="Arial"/>
           <w:lang w:val="en-US"/>
         </w:rPr>
         <w:t>Write at least three things.</w:t>
@@ -335,7 +354,7 @@
           <w:tab w:val="right" w:leader="underscore" w:pos="9026"/>
         </w:tabs>
         <w:rPr>
-          <w:rFonts w:ascii="Arial" w:eastAsia="Arial" w:hAnsi="Arial" w:cs="Arial"/>
+          <w:rFonts w:ascii="Arial" w:hAnsi="Arial" w:eastAsia="Arial" w:cs="Arial"/>
           <w:lang w:val="en-US"/>
         </w:rPr>
       </w:pPr>
@@ -352,7 +371,7 @@
           <w:tab w:val="right" w:leader="underscore" w:pos="9026"/>
         </w:tabs>
         <w:rPr>
-          <w:rFonts w:ascii="Arial" w:eastAsia="Arial" w:hAnsi="Arial" w:cs="Arial"/>
+          <w:rFonts w:ascii="Arial" w:hAnsi="Arial" w:eastAsia="Arial" w:cs="Arial"/>
           <w:lang w:val="en-US"/>
         </w:rPr>
       </w:pPr>
@@ -369,7 +388,7 @@
           <w:tab w:val="right" w:leader="underscore" w:pos="9026"/>
         </w:tabs>
         <w:rPr>
-          <w:rFonts w:ascii="Arial" w:eastAsia="Arial" w:hAnsi="Arial" w:cs="Arial"/>
+          <w:rFonts w:ascii="Arial" w:hAnsi="Arial" w:eastAsia="Arial" w:cs="Arial"/>
           <w:lang w:val="en-US"/>
         </w:rPr>
       </w:pPr>
@@ -383,21 +402,21 @@
     <w:p>
       <w:pPr>
         <w:rPr>
-          <w:rFonts w:ascii="Arial" w:eastAsia="Arial" w:hAnsi="Arial" w:cs="Arial"/>
-          <w:lang w:val="en-US"/>
-        </w:rPr>
-      </w:pPr>
-    </w:p>
-    <w:p>
-      <w:pPr>
-        <w:rPr>
-          <w:rFonts w:ascii="Arial" w:eastAsia="Arial" w:hAnsi="Arial" w:cs="Arial"/>
-          <w:lang w:val="en-US"/>
-        </w:rPr>
-      </w:pPr>
-      <w:r>
-        <w:rPr>
-          <w:rFonts w:ascii="Arial" w:eastAsia="Arial" w:hAnsi="Arial" w:cs="Arial"/>
+          <w:rFonts w:ascii="Arial" w:hAnsi="Arial" w:eastAsia="Arial" w:cs="Arial"/>
+          <w:lang w:val="en-US"/>
+        </w:rPr>
+      </w:pPr>
+    </w:p>
+    <w:p>
+      <w:pPr>
+        <w:rPr>
+          <w:rFonts w:ascii="Arial" w:hAnsi="Arial" w:eastAsia="Arial" w:cs="Arial"/>
+          <w:lang w:val="en-US"/>
+        </w:rPr>
+      </w:pPr>
+      <w:r>
+        <w:rPr>
+          <w:rFonts w:ascii="Arial" w:hAnsi="Arial" w:eastAsia="Arial" w:cs="Arial"/>
           <w:lang w:val="en-US"/>
         </w:rPr>
         <w:t>2) Why could this information be risky?</w:t>
@@ -409,7 +428,7 @@
           <w:tab w:val="right" w:leader="underscore" w:pos="9026"/>
         </w:tabs>
         <w:rPr>
-          <w:rFonts w:ascii="Arial" w:eastAsia="Arial" w:hAnsi="Arial" w:cs="Arial"/>
+          <w:rFonts w:ascii="Arial" w:hAnsi="Arial" w:eastAsia="Arial" w:cs="Arial"/>
           <w:lang w:val="en-US"/>
         </w:rPr>
       </w:pPr>
@@ -426,7 +445,7 @@
           <w:tab w:val="right" w:leader="underscore" w:pos="9026"/>
         </w:tabs>
         <w:rPr>
-          <w:rFonts w:ascii="Arial" w:eastAsia="Arial" w:hAnsi="Arial" w:cs="Arial"/>
+          <w:rFonts w:ascii="Arial" w:hAnsi="Arial" w:eastAsia="Arial" w:cs="Arial"/>
           <w:lang w:val="en-US"/>
         </w:rPr>
       </w:pPr>
@@ -440,42 +459,52 @@
     <w:p>
       <w:pPr>
         <w:rPr>
-          <w:rFonts w:ascii="Arial" w:eastAsia="Arial" w:hAnsi="Arial" w:cs="Arial"/>
-          <w:lang w:val="en-US"/>
-        </w:rPr>
-      </w:pPr>
-    </w:p>
-    <w:p>
-      <w:pPr>
-        <w:rPr>
-          <w:rFonts w:ascii="Arial" w:eastAsia="Arial" w:hAnsi="Arial" w:cs="Arial"/>
-          <w:lang w:val="en-US"/>
-        </w:rPr>
-      </w:pPr>
-      <w:r>
-        <w:rPr>
-          <w:rFonts w:ascii="Arial" w:eastAsia="Arial" w:hAnsi="Arial" w:cs="Arial"/>
+          <w:rFonts w:ascii="Arial" w:hAnsi="Arial" w:eastAsia="Arial" w:cs="Arial"/>
+          <w:lang w:val="en-US"/>
+        </w:rPr>
+      </w:pPr>
+    </w:p>
+    <w:p>
+      <w:pPr>
+        <w:rPr>
+          <w:rFonts w:ascii="Arial" w:hAnsi="Arial" w:eastAsia="Arial" w:cs="Arial"/>
+          <w:b w:val="0"/>
+          <w:bCs w:val="0"/>
+          <w:lang w:val="en-US"/>
+        </w:rPr>
+      </w:pPr>
+      <w:r>
+        <w:rPr>
+          <w:rFonts w:ascii="Arial" w:hAnsi="Arial" w:eastAsia="Arial" w:cs="Arial"/>
+          <w:b w:val="0"/>
+          <w:bCs w:val="0"/>
           <w:lang w:val="en-US"/>
         </w:rPr>
         <w:t xml:space="preserve">3) </w:t>
       </w:r>
       <w:r>
         <w:rPr>
-          <w:rFonts w:ascii="Arial" w:eastAsia="Arial" w:hAnsi="Arial" w:cs="Arial"/>
+          <w:rFonts w:ascii="Arial" w:hAnsi="Arial" w:eastAsia="Arial" w:cs="Arial"/>
+          <w:b w:val="0"/>
+          <w:bCs w:val="0"/>
           <w:lang w:val="en-US"/>
         </w:rPr>
         <w:t xml:space="preserve">What could </w:t>
       </w:r>
       <w:r>
         <w:rPr>
-          <w:rFonts w:ascii="Arial" w:eastAsia="Arial" w:hAnsi="Arial" w:cs="Arial"/>
+          <w:rFonts w:ascii="Arial" w:hAnsi="Arial" w:eastAsia="Arial" w:cs="Arial"/>
+          <w:b w:val="0"/>
+          <w:bCs w:val="0"/>
           <w:lang w:val="en-US"/>
         </w:rPr>
         <w:t>be the next steps to remove some digital traces and make</w:t>
       </w:r>
       <w:r>
         <w:rPr>
-          <w:rFonts w:ascii="Arial" w:eastAsia="Arial" w:hAnsi="Arial" w:cs="Arial"/>
+          <w:rFonts w:ascii="Arial" w:hAnsi="Arial" w:eastAsia="Arial" w:cs="Arial"/>
+          <w:b w:val="0"/>
+          <w:bCs w:val="0"/>
           <w:lang w:val="en-US"/>
         </w:rPr>
         <w:t xml:space="preserve"> her profile safer?</w:t>
@@ -487,7 +516,7 @@
           <w:tab w:val="right" w:leader="underscore" w:pos="9026"/>
         </w:tabs>
         <w:rPr>
-          <w:rFonts w:ascii="Arial" w:eastAsia="Arial" w:hAnsi="Arial" w:cs="Arial"/>
+          <w:rFonts w:ascii="Arial" w:hAnsi="Arial" w:eastAsia="Arial" w:cs="Arial"/>
           <w:lang w:val="en-US"/>
         </w:rPr>
       </w:pPr>
@@ -504,7 +533,7 @@
           <w:tab w:val="right" w:leader="underscore" w:pos="9026"/>
         </w:tabs>
         <w:rPr>
-          <w:rFonts w:ascii="Arial" w:eastAsia="Arial" w:hAnsi="Arial" w:cs="Arial"/>
+          <w:rFonts w:ascii="Arial" w:hAnsi="Arial" w:eastAsia="Arial" w:cs="Arial"/>
           <w:lang w:val="en-US"/>
         </w:rPr>
       </w:pPr>
@@ -521,7 +550,7 @@
           <w:tab w:val="right" w:leader="underscore" w:pos="9026"/>
         </w:tabs>
         <w:rPr>
-          <w:rFonts w:ascii="Arial" w:eastAsia="Arial" w:hAnsi="Arial" w:cs="Arial"/>
+          <w:rFonts w:ascii="Arial" w:hAnsi="Arial" w:eastAsia="Arial" w:cs="Arial"/>
           <w:lang w:val="en-US"/>
         </w:rPr>
       </w:pPr>
@@ -535,33 +564,33 @@
     <w:p>
       <w:pPr>
         <w:rPr>
-          <w:rFonts w:ascii="Arial" w:eastAsia="Arial" w:hAnsi="Arial" w:cs="Arial"/>
-          <w:lang w:val="en-US"/>
-        </w:rPr>
-      </w:pPr>
-    </w:p>
-    <w:p>
-      <w:pPr>
-        <w:rPr>
-          <w:rFonts w:ascii="Arial" w:eastAsia="Arial" w:hAnsi="Arial" w:cs="Arial"/>
-          <w:lang w:val="en-US"/>
-        </w:rPr>
-      </w:pPr>
-    </w:p>
-    <w:p>
-      <w:pPr>
-        <w:rPr>
-          <w:rFonts w:ascii="Arial" w:eastAsia="Arial" w:hAnsi="Arial" w:cs="Arial"/>
-          <w:b/>
-          <w:bCs/>
-          <w:lang w:val="en-US"/>
-        </w:rPr>
-      </w:pPr>
-      <w:r>
-        <w:rPr>
-          <w:rFonts w:ascii="Arial" w:eastAsia="Arial" w:hAnsi="Arial" w:cs="Arial"/>
-          <w:b/>
-          <w:bCs/>
+          <w:rFonts w:ascii="Arial" w:hAnsi="Arial" w:eastAsia="Arial" w:cs="Arial"/>
+          <w:lang w:val="en-US"/>
+        </w:rPr>
+      </w:pPr>
+    </w:p>
+    <w:p>
+      <w:pPr>
+        <w:rPr>
+          <w:rFonts w:ascii="Arial" w:hAnsi="Arial" w:eastAsia="Arial" w:cs="Arial"/>
+          <w:lang w:val="en-US"/>
+        </w:rPr>
+      </w:pPr>
+    </w:p>
+    <w:p>
+      <w:pPr>
+        <w:rPr>
+          <w:rFonts w:ascii="Arial" w:hAnsi="Arial" w:eastAsia="Arial" w:cs="Arial"/>
+          <w:b w:val="1"/>
+          <w:bCs w:val="1"/>
+          <w:lang w:val="en-US"/>
+        </w:rPr>
+      </w:pPr>
+      <w:r>
+        <w:rPr>
+          <w:rFonts w:ascii="Arial" w:hAnsi="Arial" w:eastAsia="Arial" w:cs="Arial"/>
+          <w:b w:val="1"/>
+          <w:bCs w:val="1"/>
           <w:lang w:val="en-US"/>
         </w:rPr>
         <w:t xml:space="preserve">Remember: </w:t>
@@ -570,66 +599,51 @@
     <w:p>
       <w:pPr>
         <w:rPr>
-          <w:rFonts w:ascii="Arial" w:eastAsia="Arial" w:hAnsi="Arial" w:cs="Arial"/>
-          <w:lang w:val="en-US"/>
-        </w:rPr>
-      </w:pPr>
-      <w:r>
-        <w:rPr>
-          <w:rFonts w:ascii="Arial" w:eastAsia="Arial" w:hAnsi="Arial" w:cs="Arial"/>
+          <w:rFonts w:ascii="Arial" w:hAnsi="Arial" w:eastAsia="Arial" w:cs="Arial"/>
+          <w:lang w:val="en-US"/>
+        </w:rPr>
+      </w:pPr>
+      <w:r>
+        <w:rPr>
+          <w:rFonts w:ascii="Arial" w:hAnsi="Arial" w:eastAsia="Arial" w:cs="Arial"/>
           <w:lang w:val="en-US"/>
         </w:rPr>
         <w:t>A safe profile shares less, not more.</w:t>
       </w:r>
     </w:p>
     <w:sectPr>
-      <w:headerReference w:type="default" r:id="rId8"/>
-      <w:footerReference w:type="default" r:id="rId9"/>
-      <w:pgSz w:w="11906" w:h="16838"/>
+      <w:pgSz w:w="11906" w:h="16838" w:orient="portrait"/>
       <w:pgMar w:top="1134" w:right="1134" w:bottom="1134" w:left="1134" w:header="720" w:footer="720" w:gutter="0"/>
       <w:cols w:space="720"/>
       <w:docGrid w:linePitch="360"/>
+      <w:headerReference w:type="default" r:id="R9fa9645d4a124422"/>
+      <w:footerReference w:type="default" r:id="Rcb6829f989824ed9"/>
     </w:sectPr>
   </w:body>
 </w:document>
 </file>
 
-<file path=word/endnotes.xml><?xml version="1.0" encoding="utf-8"?>
-<w:endnotes xmlns:wpc="http://schemas.microsoft.com/office/word/2010/wordprocessingCanvas" xmlns:cx="http://schemas.microsoft.com/office/drawing/2014/chartex" xmlns:cx1="http://schemas.microsoft.com/office/drawing/2015/9/8/chartex" xmlns:cx2="http://schemas.microsoft.com/office/drawing/2015/10/21/chartex" xmlns:cx3="http://schemas.microsoft.com/office/drawing/2016/5/9/chartex" xmlns:cx4="http://schemas.microsoft.com/office/drawing/2016/5/10/chartex" xmlns:cx5="http://schemas.microsoft.com/office/drawing/2016/5/11/chartex" xmlns:cx6="http://schemas.microsoft.com/office/drawing/2016/5/12/chartex" xmlns:cx7="http://schemas.microsoft.com/office/drawing/2016/5/13/chartex" xmlns:cx8="http://schemas.microsoft.com/office/drawing/2016/5/14/chartex" xmlns:mc="http://schemas.openxmlformats.org/markup-compatibility/2006" xmlns:m="http://schemas.openxmlformats.org/officeDocument/2006/math" xmlns:aink="http://schemas.microsoft.com/office/drawing/2016/ink" xmlns:am3d="http://schemas.microsoft.com/office/drawing/2017/model3d" xmlns:oel="http://schemas.microsoft.com/office/2019/extlst" xmlns:r="http://schemas.openxmlformats.org/officeDocument/2006/relationships" xmlns:wp14="http://schemas.microsoft.com/office/word/2010/wordprocessingDrawing" xmlns:wp="http://schemas.openxmlformats.org/drawingml/2006/wordprocessingDrawing" xmlns:wpg="http://schemas.microsoft.com/office/word/2010/wordprocessingGroup" xmlns:wpi="http://schemas.microsoft.com/office/word/2010/wordprocessingInk" xmlns:wps="http://schemas.microsoft.com/office/word/2010/wordprocessingShape" xmlns:o="urn:schemas-microsoft-com:office:office" xmlns:v="urn:schemas-microsoft-com:vml" xmlns:w10="urn:schemas-microsoft-com:office:word" xmlns:w="http://schemas.openxmlformats.org/wordprocessingml/2006/main" xmlns:w14="http://schemas.microsoft.com/office/word/2010/wordml" xmlns:w15="http://schemas.microsoft.com/office/word/2012/wordml" xmlns:w16cex="http://schemas.microsoft.com/office/word/2018/wordml/cex" xmlns:w16cid="http://schemas.microsoft.com/office/word/2016/wordml/cid" xmlns:w16="http://schemas.microsoft.com/office/word/2018/wordml" xmlns:w16sdtdh="http://schemas.microsoft.com/office/word/2020/wordml/sdtdatahash" xmlns:w16sdtfl="http://schemas.microsoft.com/office/word/2024/wordml/sdtformatlock" xmlns:w16se="http://schemas.microsoft.com/office/word/2015/wordml/symex" xmlns:w16du="http://schemas.microsoft.com/office/word/2023/wordml/word16du" xmlns:wne="http://schemas.microsoft.com/office/word/2006/wordml" mc:Ignorable="w14 w15 w16se w16cid w16 w16cex w16sdtdh w16sdtfl w16du wp14">
-  <w:endnote w:type="separator" w:id="-1">
-    <w:p>
-      <w:pPr>
-        <w:spacing w:after="0" w:line="240" w:lineRule="auto"/>
-      </w:pPr>
-      <w:r>
-        <w:separator/>
-      </w:r>
-    </w:p>
-  </w:endnote>
-  <w:endnote w:type="continuationSeparator" w:id="0">
-    <w:p>
-      <w:pPr>
-        <w:spacing w:after="0" w:line="240" w:lineRule="auto"/>
-      </w:pPr>
-      <w:r>
-        <w:continuationSeparator/>
-      </w:r>
-    </w:p>
-  </w:endnote>
-</w:endnotes>
+<file path=word/commentsExtended.xml><?xml version="1.0" encoding="utf-8"?>
+<w15:commentsEx xmlns:mc="http://schemas.openxmlformats.org/markup-compatibility/2006" xmlns:w15="http://schemas.microsoft.com/office/word/2012/wordml" mc:Ignorable="w15"/>
 </file>
 
-<file path=word/footer1.xml><?xml version="1.0" encoding="utf-8"?>
-<w:ftr xmlns:wpc="http://schemas.microsoft.com/office/word/2010/wordprocessingCanvas" xmlns:cx="http://schemas.microsoft.com/office/drawing/2014/chartex" xmlns:cx1="http://schemas.microsoft.com/office/drawing/2015/9/8/chartex" xmlns:cx2="http://schemas.microsoft.com/office/drawing/2015/10/21/chartex" xmlns:cx3="http://schemas.microsoft.com/office/drawing/2016/5/9/chartex" xmlns:cx4="http://schemas.microsoft.com/office/drawing/2016/5/10/chartex" xmlns:cx5="http://schemas.microsoft.com/office/drawing/2016/5/11/chartex" xmlns:cx6="http://schemas.microsoft.com/office/drawing/2016/5/12/chartex" xmlns:cx7="http://schemas.microsoft.com/office/drawing/2016/5/13/chartex" xmlns:cx8="http://schemas.microsoft.com/office/drawing/2016/5/14/chartex" xmlns:mc="http://schemas.openxmlformats.org/markup-compatibility/2006" xmlns:m="http://schemas.openxmlformats.org/officeDocument/2006/math" xmlns:aink="http://schemas.microsoft.com/office/drawing/2016/ink" xmlns:am3d="http://schemas.microsoft.com/office/drawing/2017/model3d" xmlns:oel="http://schemas.microsoft.com/office/2019/extlst" xmlns:r="http://schemas.openxmlformats.org/officeDocument/2006/relationships" xmlns:wp14="http://schemas.microsoft.com/office/word/2010/wordprocessingDrawing" xmlns:wp="http://schemas.openxmlformats.org/drawingml/2006/wordprocessingDrawing" xmlns:wpg="http://schemas.microsoft.com/office/word/2010/wordprocessingGroup" xmlns:wpi="http://schemas.microsoft.com/office/word/2010/wordprocessingInk" xmlns:wps="http://schemas.microsoft.com/office/word/2010/wordprocessingShape" xmlns:o="urn:schemas-microsoft-com:office:office" xmlns:v="urn:schemas-microsoft-com:vml" xmlns:w10="urn:schemas-microsoft-com:office:word" xmlns:w="http://schemas.openxmlformats.org/wordprocessingml/2006/main" xmlns:w14="http://schemas.microsoft.com/office/word/2010/wordml" xmlns:w15="http://schemas.microsoft.com/office/word/2012/wordml" xmlns:w16cex="http://schemas.microsoft.com/office/word/2018/wordml/cex" xmlns:w16cid="http://schemas.microsoft.com/office/word/2016/wordml/cid" xmlns:w16="http://schemas.microsoft.com/office/word/2018/wordml" xmlns:w16sdtdh="http://schemas.microsoft.com/office/word/2020/wordml/sdtdatahash" xmlns:w16sdtfl="http://schemas.microsoft.com/office/word/2024/wordml/sdtformatlock" xmlns:w16se="http://schemas.microsoft.com/office/word/2015/wordml/symex" xmlns:w16du="http://schemas.microsoft.com/office/word/2023/wordml/word16du" xmlns:wne="http://schemas.microsoft.com/office/word/2006/wordml" mc:Ignorable="w14 w15 w16se w16cid w16 w16cex w16sdtdh w16sdtfl w16du wp14">
+<file path=word/commentsIds.xml><?xml version="1.0" encoding="utf-8"?>
+<w16cid:commentsIds xmlns:mc="http://schemas.openxmlformats.org/markup-compatibility/2006" xmlns:w16cid="http://schemas.microsoft.com/office/word/2016/wordml/cid" mc:Ignorable="w16cid"/>
+</file>
+
+<file path=word/footer.xml><?xml version="1.0" encoding="utf-8"?>
+<w:ftr xmlns:w14="http://schemas.microsoft.com/office/word/2010/wordml" xmlns:wp="http://schemas.openxmlformats.org/drawingml/2006/wordprocessingDrawing" xmlns:wp14="http://schemas.microsoft.com/office/word/2010/wordprocessingDrawing" xmlns:a="http://schemas.openxmlformats.org/drawingml/2006/main" xmlns:pic="http://schemas.openxmlformats.org/drawingml/2006/picture" xmlns:r="http://schemas.openxmlformats.org/officeDocument/2006/relationships" xmlns:a14="http://schemas.microsoft.com/office/drawing/2010/main" xmlns:w="http://schemas.openxmlformats.org/wordprocessingml/2006/main">
   <w:tbl>
     <w:tblPr>
+      <w:tblStyle w:val="TableNormal"/>
+      <w:bidiVisual w:val="0"/>
       <w:tblW w:w="9839" w:type="dxa"/>
       <w:tblLook w:val="06A0" w:firstRow="1" w:lastRow="0" w:firstColumn="1" w:lastColumn="0" w:noHBand="1" w:noVBand="1"/>
     </w:tblPr>
     <w:tblGrid>
       <w:gridCol w:w="3915"/>
-      <w:gridCol w:w="3518"/>
-      <w:gridCol w:w="2406"/>
+      <w:gridCol w:w="3524"/>
+      <w:gridCol w:w="2400"/>
     </w:tblGrid>
     <w:tr>
       <w:trPr>
@@ -638,41 +652,50 @@
       <w:tc>
         <w:tcPr>
           <w:tcW w:w="3915" w:type="dxa"/>
+          <w:tcMar/>
         </w:tcPr>
         <w:p>
           <w:pPr>
+            <w:widowControl w:val="1"/>
             <w:tabs>
-              <w:tab w:val="center" w:pos="4680"/>
-              <w:tab w:val="right" w:pos="9360"/>
+              <w:tab w:val="center" w:leader="none" w:pos="4680"/>
+              <w:tab w:val="right" w:leader="none" w:pos="9360"/>
             </w:tabs>
+            <w:bidi w:val="0"/>
             <w:spacing w:after="0" w:line="240" w:lineRule="auto"/>
             <w:ind w:left="-115"/>
+            <w:jc w:val="left"/>
             <w:rPr>
-              <w:rFonts w:ascii="Liberation Serif" w:eastAsia="Liberation Serif" w:hAnsi="Liberation Serif" w:cs="Liberation Serif"/>
-              <w:color w:val="000000" w:themeColor="text1"/>
+              <w:rFonts w:ascii="Liberation Serif" w:hAnsi="Liberation Serif" w:eastAsia="Liberation Serif" w:cs="Liberation Serif"/>
+              <w:b w:val="0"/>
+              <w:bCs w:val="0"/>
+              <w:i w:val="0"/>
+              <w:iCs w:val="0"/>
+              <w:caps w:val="0"/>
+              <w:smallCaps w:val="0"/>
+              <w:color w:val="000000" w:themeColor="text1" w:themeTint="FF" w:themeShade="FF"/>
+              <w:sz w:val="24"/>
+              <w:szCs w:val="24"/>
             </w:rPr>
           </w:pPr>
           <w:r>
-            <w:rPr>
-              <w:noProof/>
-            </w:rPr>
             <w:drawing>
-              <wp:inline distT="0" distB="0" distL="0" distR="0" wp14:anchorId="38B6454A" wp14:editId="46B709BB">
+              <wp:inline wp14:editId="46B709BB" wp14:anchorId="38B6454A">
                 <wp:extent cx="2287143" cy="374444"/>
                 <wp:effectExtent l="0" t="0" r="0" b="0"/>
                 <wp:docPr id="483759895" name="drawing"/>
                 <wp:cNvGraphicFramePr>
-                  <a:graphicFrameLocks xmlns:a="http://schemas.openxmlformats.org/drawingml/2006/main" noChangeAspect="1"/>
+                  <a:graphicFrameLocks noChangeAspect="1"/>
                 </wp:cNvGraphicFramePr>
-                <a:graphic xmlns:a="http://schemas.openxmlformats.org/drawingml/2006/main">
-                  <a:graphicData uri="http://schemas.openxmlformats.org/drawingml/2006/picture">
+                <a:graphic>
+                  <a:graphicData xmlns:a="http://schemas.openxmlformats.org/drawingml/2006/main" uri="http://schemas.openxmlformats.org/drawingml/2006/picture">
                     <pic:pic xmlns:pic="http://schemas.openxmlformats.org/drawingml/2006/picture">
                       <pic:nvPicPr>
                         <pic:cNvPr id="483759895" name="Picture 483759895"/>
                         <pic:cNvPicPr/>
                       </pic:nvPicPr>
                       <pic:blipFill>
-                        <a:blip r:embed="rId1">
+                        <a:blip xmlns:r="http://schemas.openxmlformats.org/officeDocument/2006/relationships" r:embed="rId258219301">
                           <a:extLst>
                             <a:ext uri="{28A0092B-C50C-407E-A947-70E740481C1C}">
                               <a14:useLocalDpi xmlns:a14="http://schemas.microsoft.com/office/drawing/2010/main"/>
@@ -684,7 +707,7 @@
                         </a:stretch>
                       </pic:blipFill>
                       <pic:spPr>
-                        <a:xfrm>
+                        <a:xfrm rot="0">
                           <a:off x="0" y="0"/>
                           <a:ext cx="2287143" cy="374444"/>
                         </a:xfrm>
@@ -703,18 +726,27 @@
       <w:tc>
         <w:tcPr>
           <w:tcW w:w="3524" w:type="dxa"/>
+          <w:tcMar/>
         </w:tcPr>
         <w:p>
           <w:pPr>
+            <w:widowControl w:val="1"/>
             <w:tabs>
-              <w:tab w:val="center" w:pos="4680"/>
-              <w:tab w:val="right" w:pos="9360"/>
+              <w:tab w:val="center" w:leader="none" w:pos="4680"/>
+              <w:tab w:val="right" w:leader="none" w:pos="9360"/>
             </w:tabs>
+            <w:bidi w:val="0"/>
             <w:spacing w:after="0" w:line="240" w:lineRule="auto"/>
             <w:jc w:val="center"/>
             <w:rPr>
-              <w:rFonts w:ascii="Arial" w:eastAsia="Arial" w:hAnsi="Arial" w:cs="Arial"/>
-              <w:color w:val="000000" w:themeColor="text1"/>
+              <w:rFonts w:ascii="Arial" w:hAnsi="Arial" w:eastAsia="Arial" w:cs="Arial"/>
+              <w:b w:val="0"/>
+              <w:bCs w:val="0"/>
+              <w:i w:val="0"/>
+              <w:iCs w:val="0"/>
+              <w:caps w:val="0"/>
+              <w:smallCaps w:val="0"/>
+              <w:color w:val="000000" w:themeColor="text1" w:themeTint="FF" w:themeShade="FF"/>
               <w:sz w:val="16"/>
               <w:szCs w:val="16"/>
             </w:rPr>
@@ -723,93 +755,92 @@
         <w:p>
           <w:pPr>
             <w:pStyle w:val="Header"/>
+            <w:widowControl w:val="1"/>
+            <w:tabs>
+              <w:tab w:val="center" w:leader="none" w:pos="4680"/>
+              <w:tab w:val="right" w:leader="none" w:pos="9360"/>
+            </w:tabs>
+            <w:bidi w:val="0"/>
+            <w:spacing w:after="0" w:line="240" w:lineRule="auto"/>
             <w:jc w:val="center"/>
             <w:rPr>
-              <w:rFonts w:ascii="Arial" w:eastAsia="Arial" w:hAnsi="Arial" w:cs="Arial"/>
-              <w:color w:val="000000" w:themeColor="text1"/>
+              <w:rFonts w:ascii="Arial" w:hAnsi="Arial" w:eastAsia="Arial" w:cs="Arial"/>
+              <w:b w:val="0"/>
+              <w:bCs w:val="0"/>
+              <w:i w:val="0"/>
+              <w:iCs w:val="0"/>
+              <w:caps w:val="0"/>
+              <w:smallCaps w:val="0"/>
+              <w:color w:val="000000" w:themeColor="text1" w:themeTint="FF" w:themeShade="FF"/>
               <w:sz w:val="16"/>
               <w:szCs w:val="16"/>
             </w:rPr>
           </w:pPr>
           <w:r>
             <w:rPr>
-              <w:rFonts w:ascii="Arial" w:eastAsia="Arial" w:hAnsi="Arial" w:cs="Arial"/>
-              <w:b/>
-              <w:bCs/>
-              <w:color w:val="000000" w:themeColor="text1"/>
+              <w:rFonts w:ascii="Arial" w:hAnsi="Arial" w:eastAsia="Arial" w:cs="Arial"/>
+              <w:b w:val="1"/>
+              <w:bCs w:val="1"/>
+              <w:i w:val="0"/>
+              <w:iCs w:val="0"/>
+              <w:caps w:val="0"/>
+              <w:smallCaps w:val="0"/>
+              <w:color w:val="000000" w:themeColor="text1" w:themeTint="FF" w:themeShade="FF"/>
               <w:sz w:val="16"/>
               <w:szCs w:val="16"/>
               <w:lang w:val="lt-LT"/>
             </w:rPr>
-            <w:t xml:space="preserve">Copyright © 2026 </w:t>
-          </w:r>
-          <w:proofErr w:type="spellStart"/>
-          <w:r>
-            <w:rPr>
-              <w:rFonts w:ascii="Arial" w:eastAsia="Arial" w:hAnsi="Arial" w:cs="Arial"/>
-              <w:b/>
-              <w:bCs/>
-              <w:color w:val="000000" w:themeColor="text1"/>
-              <w:sz w:val="16"/>
-              <w:szCs w:val="16"/>
-              <w:lang w:val="lt-LT"/>
-            </w:rPr>
-            <w:t>KidCy</w:t>
-          </w:r>
-          <w:proofErr w:type="spellEnd"/>
-          <w:r>
-            <w:rPr>
-              <w:rFonts w:ascii="Arial" w:eastAsia="Arial" w:hAnsi="Arial" w:cs="Arial"/>
-              <w:b/>
-              <w:bCs/>
-              <w:color w:val="000000" w:themeColor="text1"/>
-              <w:sz w:val="16"/>
-              <w:szCs w:val="16"/>
-              <w:lang w:val="lt-LT"/>
-            </w:rPr>
-            <w:t>. CC BY-NC-SA 4.0</w:t>
+            <w:t>Copyright © 2026 KidCy. CC BY-NC-SA 4.0</w:t>
           </w:r>
         </w:p>
       </w:tc>
       <w:tc>
         <w:tcPr>
           <w:tcW w:w="2400" w:type="dxa"/>
+          <w:tcMar/>
         </w:tcPr>
         <w:p>
           <w:pPr>
+            <w:widowControl w:val="1"/>
             <w:tabs>
-              <w:tab w:val="center" w:pos="4680"/>
-              <w:tab w:val="right" w:pos="9360"/>
+              <w:tab w:val="center" w:leader="none" w:pos="4680"/>
+              <w:tab w:val="right" w:leader="none" w:pos="9360"/>
             </w:tabs>
+            <w:bidi w:val="0"/>
             <w:spacing w:after="0" w:line="240" w:lineRule="auto"/>
             <w:ind w:right="-115"/>
             <w:jc w:val="right"/>
             <w:rPr>
-              <w:rFonts w:ascii="Liberation Serif" w:eastAsia="Liberation Serif" w:hAnsi="Liberation Serif" w:cs="Liberation Serif"/>
-              <w:color w:val="000000" w:themeColor="text1"/>
+              <w:rFonts w:ascii="Liberation Serif" w:hAnsi="Liberation Serif" w:eastAsia="Liberation Serif" w:cs="Liberation Serif"/>
+              <w:b w:val="0"/>
+              <w:bCs w:val="0"/>
+              <w:i w:val="0"/>
+              <w:iCs w:val="0"/>
+              <w:caps w:val="0"/>
+              <w:smallCaps w:val="0"/>
+              <w:color w:val="000000" w:themeColor="text1" w:themeTint="FF" w:themeShade="FF"/>
+              <w:sz w:val="24"/>
+              <w:szCs w:val="24"/>
             </w:rPr>
           </w:pPr>
           <w:r>
-            <w:rPr>
-              <w:noProof/>
-            </w:rPr>
             <w:drawing>
-              <wp:inline distT="0" distB="0" distL="0" distR="0" wp14:anchorId="5DA365BE" wp14:editId="2EFBFEE0">
+              <wp:inline wp14:editId="2EFBFEE0" wp14:anchorId="5DA365BE">
                 <wp:extent cx="1390650" cy="314325"/>
                 <wp:effectExtent l="0" t="0" r="0" b="0"/>
                 <wp:docPr id="1247454128" name="drawing"/>
                 <wp:cNvGraphicFramePr>
-                  <a:graphicFrameLocks xmlns:a="http://schemas.openxmlformats.org/drawingml/2006/main" noChangeAspect="1"/>
+                  <a:graphicFrameLocks noChangeAspect="1"/>
                 </wp:cNvGraphicFramePr>
-                <a:graphic xmlns:a="http://schemas.openxmlformats.org/drawingml/2006/main">
-                  <a:graphicData uri="http://schemas.openxmlformats.org/drawingml/2006/picture">
+                <a:graphic>
+                  <a:graphicData xmlns:a="http://schemas.openxmlformats.org/drawingml/2006/main" uri="http://schemas.openxmlformats.org/drawingml/2006/picture">
                     <pic:pic xmlns:pic="http://schemas.openxmlformats.org/drawingml/2006/picture">
                       <pic:nvPicPr>
                         <pic:cNvPr id="1247454128" name="Picture 1247454128"/>
                         <pic:cNvPicPr/>
                       </pic:nvPicPr>
                       <pic:blipFill>
-                        <a:blip r:embed="rId2">
+                        <a:blip xmlns:r="http://schemas.openxmlformats.org/officeDocument/2006/relationships" r:embed="rId1149571347">
                           <a:extLst>
                             <a:ext uri="{28A0092B-C50C-407E-A947-70E740481C1C}">
                               <a14:useLocalDpi xmlns:a14="http://schemas.microsoft.com/office/drawing/2010/main"/>
@@ -842,40 +873,18 @@
   <w:p>
     <w:pPr>
       <w:pStyle w:val="Footer"/>
+      <w:bidi w:val="0"/>
     </w:pPr>
   </w:p>
 </w:ftr>
 </file>
 
-<file path=word/footnotes.xml><?xml version="1.0" encoding="utf-8"?>
-<w:footnotes xmlns:wpc="http://schemas.microsoft.com/office/word/2010/wordprocessingCanvas" xmlns:cx="http://schemas.microsoft.com/office/drawing/2014/chartex" xmlns:cx1="http://schemas.microsoft.com/office/drawing/2015/9/8/chartex" xmlns:cx2="http://schemas.microsoft.com/office/drawing/2015/10/21/chartex" xmlns:cx3="http://schemas.microsoft.com/office/drawing/2016/5/9/chartex" xmlns:cx4="http://schemas.microsoft.com/office/drawing/2016/5/10/chartex" xmlns:cx5="http://schemas.microsoft.com/office/drawing/2016/5/11/chartex" xmlns:cx6="http://schemas.microsoft.com/office/drawing/2016/5/12/chartex" xmlns:cx7="http://schemas.microsoft.com/office/drawing/2016/5/13/chartex" xmlns:cx8="http://schemas.microsoft.com/office/drawing/2016/5/14/chartex" xmlns:mc="http://schemas.openxmlformats.org/markup-compatibility/2006" xmlns:m="http://schemas.openxmlformats.org/officeDocument/2006/math" xmlns:aink="http://schemas.microsoft.com/office/drawing/2016/ink" xmlns:am3d="http://schemas.microsoft.com/office/drawing/2017/model3d" xmlns:oel="http://schemas.microsoft.com/office/2019/extlst" xmlns:r="http://schemas.openxmlformats.org/officeDocument/2006/relationships" xmlns:wp14="http://schemas.microsoft.com/office/word/2010/wordprocessingDrawing" xmlns:wp="http://schemas.openxmlformats.org/drawingml/2006/wordprocessingDrawing" xmlns:wpg="http://schemas.microsoft.com/office/word/2010/wordprocessingGroup" xmlns:wpi="http://schemas.microsoft.com/office/word/2010/wordprocessingInk" xmlns:wps="http://schemas.microsoft.com/office/word/2010/wordprocessingShape" xmlns:o="urn:schemas-microsoft-com:office:office" xmlns:v="urn:schemas-microsoft-com:vml" xmlns:w10="urn:schemas-microsoft-com:office:word" xmlns:w="http://schemas.openxmlformats.org/wordprocessingml/2006/main" xmlns:w14="http://schemas.microsoft.com/office/word/2010/wordml" xmlns:w15="http://schemas.microsoft.com/office/word/2012/wordml" xmlns:w16cex="http://schemas.microsoft.com/office/word/2018/wordml/cex" xmlns:w16cid="http://schemas.microsoft.com/office/word/2016/wordml/cid" xmlns:w16="http://schemas.microsoft.com/office/word/2018/wordml" xmlns:w16sdtdh="http://schemas.microsoft.com/office/word/2020/wordml/sdtdatahash" xmlns:w16sdtfl="http://schemas.microsoft.com/office/word/2024/wordml/sdtformatlock" xmlns:w16se="http://schemas.microsoft.com/office/word/2015/wordml/symex" xmlns:w16du="http://schemas.microsoft.com/office/word/2023/wordml/word16du" xmlns:wne="http://schemas.microsoft.com/office/word/2006/wordml" mc:Ignorable="w14 w15 w16se w16cid w16 w16cex w16sdtdh w16sdtfl w16du wp14">
-  <w:footnote w:type="separator" w:id="-1">
-    <w:p>
-      <w:pPr>
-        <w:spacing w:after="0" w:line="240" w:lineRule="auto"/>
-      </w:pPr>
-      <w:r>
-        <w:separator/>
-      </w:r>
-    </w:p>
-  </w:footnote>
-  <w:footnote w:type="continuationSeparator" w:id="0">
-    <w:p>
-      <w:pPr>
-        <w:spacing w:after="0" w:line="240" w:lineRule="auto"/>
-      </w:pPr>
-      <w:r>
-        <w:continuationSeparator/>
-      </w:r>
-    </w:p>
-  </w:footnote>
-</w:footnotes>
-</file>
-
-<file path=word/header1.xml><?xml version="1.0" encoding="utf-8"?>
-<w:hdr xmlns:wpc="http://schemas.microsoft.com/office/word/2010/wordprocessingCanvas" xmlns:cx="http://schemas.microsoft.com/office/drawing/2014/chartex" xmlns:cx1="http://schemas.microsoft.com/office/drawing/2015/9/8/chartex" xmlns:cx2="http://schemas.microsoft.com/office/drawing/2015/10/21/chartex" xmlns:cx3="http://schemas.microsoft.com/office/drawing/2016/5/9/chartex" xmlns:cx4="http://schemas.microsoft.com/office/drawing/2016/5/10/chartex" xmlns:cx5="http://schemas.microsoft.com/office/drawing/2016/5/11/chartex" xmlns:cx6="http://schemas.microsoft.com/office/drawing/2016/5/12/chartex" xmlns:cx7="http://schemas.microsoft.com/office/drawing/2016/5/13/chartex" xmlns:cx8="http://schemas.microsoft.com/office/drawing/2016/5/14/chartex" xmlns:mc="http://schemas.openxmlformats.org/markup-compatibility/2006" xmlns:m="http://schemas.openxmlformats.org/officeDocument/2006/math" xmlns:aink="http://schemas.microsoft.com/office/drawing/2016/ink" xmlns:am3d="http://schemas.microsoft.com/office/drawing/2017/model3d" xmlns:oel="http://schemas.microsoft.com/office/2019/extlst" xmlns:r="http://schemas.openxmlformats.org/officeDocument/2006/relationships" xmlns:wp14="http://schemas.microsoft.com/office/word/2010/wordprocessingDrawing" xmlns:wp="http://schemas.openxmlformats.org/drawingml/2006/wordprocessingDrawing" xmlns:wpg="http://schemas.microsoft.com/office/word/2010/wordprocessingGroup" xmlns:wpi="http://schemas.microsoft.com/office/word/2010/wordprocessingInk" xmlns:wps="http://schemas.microsoft.com/office/word/2010/wordprocessingShape" xmlns:o="urn:schemas-microsoft-com:office:office" xmlns:v="urn:schemas-microsoft-com:vml" xmlns:w10="urn:schemas-microsoft-com:office:word" xmlns:w="http://schemas.openxmlformats.org/wordprocessingml/2006/main" xmlns:w14="http://schemas.microsoft.com/office/word/2010/wordml" xmlns:w15="http://schemas.microsoft.com/office/word/2012/wordml" xmlns:w16cex="http://schemas.microsoft.com/office/word/2018/wordml/cex" xmlns:w16cid="http://schemas.microsoft.com/office/word/2016/wordml/cid" xmlns:w16="http://schemas.microsoft.com/office/word/2018/wordml" xmlns:w16sdtdh="http://schemas.microsoft.com/office/word/2020/wordml/sdtdatahash" xmlns:w16sdtfl="http://schemas.microsoft.com/office/word/2024/wordml/sdtformatlock" xmlns:w16se="http://schemas.microsoft.com/office/word/2015/wordml/symex" xmlns:w16du="http://schemas.microsoft.com/office/word/2023/wordml/word16du" xmlns:wne="http://schemas.microsoft.com/office/word/2006/wordml" mc:Ignorable="w14 w15 w16se w16cid w16 w16cex w16sdtdh w16sdtfl w16du wp14">
+<file path=word/header.xml><?xml version="1.0" encoding="utf-8"?>
+<w:hdr xmlns:w14="http://schemas.microsoft.com/office/word/2010/wordml" xmlns:w="http://schemas.openxmlformats.org/wordprocessingml/2006/main">
   <w:tbl>
     <w:tblPr>
+      <w:tblStyle w:val="TableNormal"/>
+      <w:bidiVisual w:val="0"/>
       <w:tblW w:w="0" w:type="auto"/>
       <w:tblLook w:val="06A0" w:firstRow="1" w:lastRow="0" w:firstColumn="1" w:lastColumn="0" w:noHBand="1" w:noVBand="1"/>
     </w:tblPr>
@@ -891,21 +900,26 @@
       <w:tc>
         <w:tcPr>
           <w:tcW w:w="3005" w:type="dxa"/>
+          <w:tcMar/>
         </w:tcPr>
         <w:p>
           <w:pPr>
             <w:pStyle w:val="Header"/>
+            <w:bidi w:val="0"/>
             <w:ind w:left="-115"/>
+            <w:jc w:val="left"/>
           </w:pPr>
         </w:p>
       </w:tc>
       <w:tc>
         <w:tcPr>
           <w:tcW w:w="3005" w:type="dxa"/>
+          <w:tcMar/>
         </w:tcPr>
         <w:p>
           <w:pPr>
             <w:pStyle w:val="Header"/>
+            <w:bidi w:val="0"/>
             <w:jc w:val="center"/>
           </w:pPr>
         </w:p>
@@ -913,10 +927,12 @@
       <w:tc>
         <w:tcPr>
           <w:tcW w:w="3005" w:type="dxa"/>
+          <w:tcMar/>
         </w:tcPr>
         <w:p>
           <w:pPr>
             <w:pStyle w:val="Header"/>
+            <w:bidi w:val="0"/>
             <w:ind w:right="-115"/>
             <w:jc w:val="right"/>
           </w:pPr>
@@ -927,13 +943,14 @@
   <w:p>
     <w:pPr>
       <w:pStyle w:val="Header"/>
+      <w:bidi w:val="0"/>
     </w:pPr>
   </w:p>
 </w:hdr>
 </file>
 
 <file path=word/numbering.xml><?xml version="1.0" encoding="utf-8"?>
-<w:numbering xmlns:wpc="http://schemas.microsoft.com/office/word/2010/wordprocessingCanvas" xmlns:cx="http://schemas.microsoft.com/office/drawing/2014/chartex" xmlns:cx1="http://schemas.microsoft.com/office/drawing/2015/9/8/chartex" xmlns:cx2="http://schemas.microsoft.com/office/drawing/2015/10/21/chartex" xmlns:cx3="http://schemas.microsoft.com/office/drawing/2016/5/9/chartex" xmlns:cx4="http://schemas.microsoft.com/office/drawing/2016/5/10/chartex" xmlns:cx5="http://schemas.microsoft.com/office/drawing/2016/5/11/chartex" xmlns:cx6="http://schemas.microsoft.com/office/drawing/2016/5/12/chartex" xmlns:cx7="http://schemas.microsoft.com/office/drawing/2016/5/13/chartex" xmlns:cx8="http://schemas.microsoft.com/office/drawing/2016/5/14/chartex" xmlns:mc="http://schemas.openxmlformats.org/markup-compatibility/2006" xmlns:m="http://schemas.openxmlformats.org/officeDocument/2006/math" xmlns:aink="http://schemas.microsoft.com/office/drawing/2016/ink" xmlns:am3d="http://schemas.microsoft.com/office/drawing/2017/model3d" xmlns:oel="http://schemas.microsoft.com/office/2019/extlst" xmlns:r="http://schemas.openxmlformats.org/officeDocument/2006/relationships" xmlns:wp14="http://schemas.microsoft.com/office/word/2010/wordprocessingDrawing" xmlns:wp="http://schemas.openxmlformats.org/drawingml/2006/wordprocessingDrawing" xmlns:wpg="http://schemas.microsoft.com/office/word/2010/wordprocessingGroup" xmlns:wpi="http://schemas.microsoft.com/office/word/2010/wordprocessingInk" xmlns:wps="http://schemas.microsoft.com/office/word/2010/wordprocessingShape" xmlns:o="urn:schemas-microsoft-com:office:office" xmlns:v="urn:schemas-microsoft-com:vml" xmlns:w10="urn:schemas-microsoft-com:office:word" xmlns:w="http://schemas.openxmlformats.org/wordprocessingml/2006/main" xmlns:w14="http://schemas.microsoft.com/office/word/2010/wordml" xmlns:w15="http://schemas.microsoft.com/office/word/2012/wordml" xmlns:w16cex="http://schemas.microsoft.com/office/word/2018/wordml/cex" xmlns:w16cid="http://schemas.microsoft.com/office/word/2016/wordml/cid" xmlns:w16="http://schemas.microsoft.com/office/word/2018/wordml" xmlns:w16sdtdh="http://schemas.microsoft.com/office/word/2020/wordml/sdtdatahash" xmlns:w16sdtfl="http://schemas.microsoft.com/office/word/2024/wordml/sdtformatlock" xmlns:w16se="http://schemas.microsoft.com/office/word/2015/wordml/symex" xmlns:w16du="http://schemas.microsoft.com/office/word/2023/wordml/word16du" xmlns:wne="http://schemas.microsoft.com/office/word/2006/wordml" mc:Ignorable="w14 w15 w16se w16cid w16 w16cex w16sdtdh w16sdtfl w16du wp14">
+<w:numbering xmlns:wpc="http://schemas.microsoft.com/office/word/2010/wordprocessingCanvas" xmlns:cx="http://schemas.microsoft.com/office/drawing/2014/chartex" xmlns:cx1="http://schemas.microsoft.com/office/drawing/2015/9/8/chartex" xmlns:cx2="http://schemas.microsoft.com/office/drawing/2015/10/21/chartex" xmlns:cx3="http://schemas.microsoft.com/office/drawing/2016/5/9/chartex" xmlns:cx4="http://schemas.microsoft.com/office/drawing/2016/5/10/chartex" xmlns:cx5="http://schemas.microsoft.com/office/drawing/2016/5/11/chartex" xmlns:cx6="http://schemas.microsoft.com/office/drawing/2016/5/12/chartex" xmlns:cx7="http://schemas.microsoft.com/office/drawing/2016/5/13/chartex" xmlns:cx8="http://schemas.microsoft.com/office/drawing/2016/5/14/chartex" xmlns:mc="http://schemas.openxmlformats.org/markup-compatibility/2006" xmlns:aink="http://schemas.microsoft.com/office/drawing/2016/ink" xmlns:am3d="http://schemas.microsoft.com/office/drawing/2017/model3d" xmlns:o="urn:schemas-microsoft-com:office:office" xmlns:oel="http://schemas.microsoft.com/office/2019/extlst" xmlns:r="http://schemas.openxmlformats.org/officeDocument/2006/relationships" xmlns:m="http://schemas.openxmlformats.org/officeDocument/2006/math" xmlns:v="urn:schemas-microsoft-com:vml" xmlns:wp14="http://schemas.microsoft.com/office/word/2010/wordprocessingDrawing" xmlns:wp="http://schemas.openxmlformats.org/drawingml/2006/wordprocessingDrawing" xmlns:w10="urn:schemas-microsoft-com:office:word" xmlns:w="http://schemas.openxmlformats.org/wordprocessingml/2006/main" xmlns:w14="http://schemas.microsoft.com/office/word/2010/wordml" xmlns:w15="http://schemas.microsoft.com/office/word/2012/wordml" xmlns:w16cex="http://schemas.microsoft.com/office/word/2018/wordml/cex" xmlns:w16cid="http://schemas.microsoft.com/office/word/2016/wordml/cid" xmlns:w16="http://schemas.microsoft.com/office/word/2018/wordml" xmlns:w16du="http://schemas.microsoft.com/office/word/2023/wordml/word16du" xmlns:w16sdtdh="http://schemas.microsoft.com/office/word/2020/wordml/sdtdatahash" xmlns:w16sdtfl="http://schemas.microsoft.com/office/word/2024/wordml/sdtformatlock" xmlns:w16se="http://schemas.microsoft.com/office/word/2015/wordml/symex" xmlns:wpg="http://schemas.microsoft.com/office/word/2010/wordprocessingGroup" xmlns:wpi="http://schemas.microsoft.com/office/word/2010/wordprocessingInk" xmlns:wne="http://schemas.microsoft.com/office/word/2006/wordml" xmlns:wps="http://schemas.microsoft.com/office/word/2010/wordprocessingShape" mc:Ignorable="w14 w15 w16se w16cid w16 w16cex w16sdtdh w16sdtfl w16du wp14">
   <w:abstractNum w:abstractNumId="0" w15:restartNumberingAfterBreak="0">
     <w:nsid w:val="0379D565"/>
     <w:multiLevelType w:val="hybridMultilevel"/>
@@ -947,7 +964,7 @@
         <w:ind w:left="720" w:hanging="360"/>
       </w:pPr>
       <w:rPr>
-        <w:rFonts w:ascii="Wingdings" w:hAnsi="Wingdings" w:hint="default"/>
+        <w:rFonts w:hint="default" w:ascii="Wingdings" w:hAnsi="Wingdings"/>
       </w:rPr>
     </w:lvl>
     <w:lvl w:ilvl="1" w:tplc="CB4A74FA">
@@ -959,7 +976,7 @@
         <w:ind w:left="1440" w:hanging="360"/>
       </w:pPr>
       <w:rPr>
-        <w:rFonts w:ascii="Courier New" w:hAnsi="Courier New" w:hint="default"/>
+        <w:rFonts w:hint="default" w:ascii="Courier New" w:hAnsi="Courier New"/>
       </w:rPr>
     </w:lvl>
     <w:lvl w:ilvl="2" w:tplc="206E7286">
@@ -971,7 +988,7 @@
         <w:ind w:left="2160" w:hanging="360"/>
       </w:pPr>
       <w:rPr>
-        <w:rFonts w:ascii="Wingdings" w:hAnsi="Wingdings" w:hint="default"/>
+        <w:rFonts w:hint="default" w:ascii="Wingdings" w:hAnsi="Wingdings"/>
       </w:rPr>
     </w:lvl>
     <w:lvl w:ilvl="3" w:tplc="18C24208">
@@ -983,7 +1000,7 @@
         <w:ind w:left="2880" w:hanging="360"/>
       </w:pPr>
       <w:rPr>
-        <w:rFonts w:ascii="Symbol" w:hAnsi="Symbol" w:hint="default"/>
+        <w:rFonts w:hint="default" w:ascii="Symbol" w:hAnsi="Symbol"/>
       </w:rPr>
     </w:lvl>
     <w:lvl w:ilvl="4" w:tplc="BF5227BC">
@@ -995,7 +1012,7 @@
         <w:ind w:left="3600" w:hanging="360"/>
       </w:pPr>
       <w:rPr>
-        <w:rFonts w:ascii="Courier New" w:hAnsi="Courier New" w:hint="default"/>
+        <w:rFonts w:hint="default" w:ascii="Courier New" w:hAnsi="Courier New"/>
       </w:rPr>
     </w:lvl>
     <w:lvl w:ilvl="5" w:tplc="E020EA5C">
@@ -1007,7 +1024,7 @@
         <w:ind w:left="4320" w:hanging="360"/>
       </w:pPr>
       <w:rPr>
-        <w:rFonts w:ascii="Wingdings" w:hAnsi="Wingdings" w:hint="default"/>
+        <w:rFonts w:hint="default" w:ascii="Wingdings" w:hAnsi="Wingdings"/>
       </w:rPr>
     </w:lvl>
     <w:lvl w:ilvl="6" w:tplc="55E4912E">
@@ -1019,7 +1036,7 @@
         <w:ind w:left="5040" w:hanging="360"/>
       </w:pPr>
       <w:rPr>
-        <w:rFonts w:ascii="Symbol" w:hAnsi="Symbol" w:hint="default"/>
+        <w:rFonts w:hint="default" w:ascii="Symbol" w:hAnsi="Symbol"/>
       </w:rPr>
     </w:lvl>
     <w:lvl w:ilvl="7" w:tplc="3F40E47A">
@@ -1031,7 +1048,7 @@
         <w:ind w:left="5760" w:hanging="360"/>
       </w:pPr>
       <w:rPr>
-        <w:rFonts w:ascii="Courier New" w:hAnsi="Courier New" w:hint="default"/>
+        <w:rFonts w:hint="default" w:ascii="Courier New" w:hAnsi="Courier New"/>
       </w:rPr>
     </w:lvl>
     <w:lvl w:ilvl="8" w:tplc="B60EE29E">
@@ -1043,7 +1060,7 @@
         <w:ind w:left="6480" w:hanging="360"/>
       </w:pPr>
       <w:rPr>
-        <w:rFonts w:ascii="Wingdings" w:hAnsi="Wingdings" w:hint="default"/>
+        <w:rFonts w:hint="default" w:ascii="Wingdings" w:hAnsi="Wingdings"/>
       </w:rPr>
     </w:lvl>
   </w:abstractNum>
@@ -1060,7 +1077,7 @@
         <w:ind w:left="720" w:hanging="360"/>
       </w:pPr>
       <w:rPr>
-        <w:rFonts w:ascii="Wingdings" w:hAnsi="Wingdings" w:hint="default"/>
+        <w:rFonts w:hint="default" w:ascii="Wingdings" w:hAnsi="Wingdings"/>
       </w:rPr>
     </w:lvl>
     <w:lvl w:ilvl="1" w:tplc="9424AE6E">
@@ -1072,7 +1089,7 @@
         <w:ind w:left="1440" w:hanging="360"/>
       </w:pPr>
       <w:rPr>
-        <w:rFonts w:ascii="Courier New" w:hAnsi="Courier New" w:hint="default"/>
+        <w:rFonts w:hint="default" w:ascii="Courier New" w:hAnsi="Courier New"/>
       </w:rPr>
     </w:lvl>
     <w:lvl w:ilvl="2" w:tplc="20FAA03C">
@@ -1084,7 +1101,7 @@
         <w:ind w:left="2160" w:hanging="360"/>
       </w:pPr>
       <w:rPr>
-        <w:rFonts w:ascii="Wingdings" w:hAnsi="Wingdings" w:hint="default"/>
+        <w:rFonts w:hint="default" w:ascii="Wingdings" w:hAnsi="Wingdings"/>
       </w:rPr>
     </w:lvl>
     <w:lvl w:ilvl="3" w:tplc="8C7E5992">
@@ -1096,7 +1113,7 @@
         <w:ind w:left="2880" w:hanging="360"/>
       </w:pPr>
       <w:rPr>
-        <w:rFonts w:ascii="Symbol" w:hAnsi="Symbol" w:hint="default"/>
+        <w:rFonts w:hint="default" w:ascii="Symbol" w:hAnsi="Symbol"/>
       </w:rPr>
     </w:lvl>
     <w:lvl w:ilvl="4" w:tplc="AC945D14">
@@ -1108,7 +1125,7 @@
         <w:ind w:left="3600" w:hanging="360"/>
       </w:pPr>
       <w:rPr>
-        <w:rFonts w:ascii="Courier New" w:hAnsi="Courier New" w:hint="default"/>
+        <w:rFonts w:hint="default" w:ascii="Courier New" w:hAnsi="Courier New"/>
       </w:rPr>
     </w:lvl>
     <w:lvl w:ilvl="5" w:tplc="577EDF70">
@@ -1120,7 +1137,7 @@
         <w:ind w:left="4320" w:hanging="360"/>
       </w:pPr>
       <w:rPr>
-        <w:rFonts w:ascii="Wingdings" w:hAnsi="Wingdings" w:hint="default"/>
+        <w:rFonts w:hint="default" w:ascii="Wingdings" w:hAnsi="Wingdings"/>
       </w:rPr>
     </w:lvl>
     <w:lvl w:ilvl="6" w:tplc="7B0E4F52">
@@ -1132,7 +1149,7 @@
         <w:ind w:left="5040" w:hanging="360"/>
       </w:pPr>
       <w:rPr>
-        <w:rFonts w:ascii="Symbol" w:hAnsi="Symbol" w:hint="default"/>
+        <w:rFonts w:hint="default" w:ascii="Symbol" w:hAnsi="Symbol"/>
       </w:rPr>
     </w:lvl>
     <w:lvl w:ilvl="7" w:tplc="6D74713A">
@@ -1144,7 +1161,7 @@
         <w:ind w:left="5760" w:hanging="360"/>
       </w:pPr>
       <w:rPr>
-        <w:rFonts w:ascii="Courier New" w:hAnsi="Courier New" w:hint="default"/>
+        <w:rFonts w:hint="default" w:ascii="Courier New" w:hAnsi="Courier New"/>
       </w:rPr>
     </w:lvl>
     <w:lvl w:ilvl="8" w:tplc="2CC25304">
@@ -1156,7 +1173,7 @@
         <w:ind w:left="6480" w:hanging="360"/>
       </w:pPr>
       <w:rPr>
-        <w:rFonts w:ascii="Wingdings" w:hAnsi="Wingdings" w:hint="default"/>
+        <w:rFonts w:hint="default" w:ascii="Wingdings" w:hAnsi="Wingdings"/>
       </w:rPr>
     </w:lvl>
   </w:abstractNum>
@@ -1169,12 +1186,16 @@
 </w:numbering>
 </file>
 
+<file path=word/people.xml><?xml version="1.0" encoding="utf-8"?>
+<w15:people xmlns:mc="http://schemas.openxmlformats.org/markup-compatibility/2006" xmlns:w15="http://schemas.microsoft.com/office/word/2012/wordml" mc:Ignorable="w15"/>
+</file>
+
 <file path=word/styles.xml><?xml version="1.0" encoding="utf-8"?>
-<w:styles xmlns:mc="http://schemas.openxmlformats.org/markup-compatibility/2006" xmlns:r="http://schemas.openxmlformats.org/officeDocument/2006/relationships" xmlns:w="http://schemas.openxmlformats.org/wordprocessingml/2006/main" xmlns:w14="http://schemas.microsoft.com/office/word/2010/wordml" xmlns:w15="http://schemas.microsoft.com/office/word/2012/wordml" xmlns:w16cex="http://schemas.microsoft.com/office/word/2018/wordml/cex" xmlns:w16cid="http://schemas.microsoft.com/office/word/2016/wordml/cid" xmlns:w16="http://schemas.microsoft.com/office/word/2018/wordml" xmlns:w16sdtdh="http://schemas.microsoft.com/office/word/2020/wordml/sdtdatahash" xmlns:w16sdtfl="http://schemas.microsoft.com/office/word/2024/wordml/sdtformatlock" xmlns:w16se="http://schemas.microsoft.com/office/word/2015/wordml/symex" xmlns:w16du="http://schemas.microsoft.com/office/word/2023/wordml/word16du" mc:Ignorable="w14 w15 w16se w16cid w16 w16cex w16sdtdh w16sdtfl w16du">
+<w:styles xmlns:mc="http://schemas.openxmlformats.org/markup-compatibility/2006" xmlns:r="http://schemas.openxmlformats.org/officeDocument/2006/relationships" xmlns:w="http://schemas.openxmlformats.org/wordprocessingml/2006/main" xmlns:w14="http://schemas.microsoft.com/office/word/2010/wordml" xmlns:w15="http://schemas.microsoft.com/office/word/2012/wordml" xmlns:w16cex="http://schemas.microsoft.com/office/word/2018/wordml/cex" xmlns:w16cid="http://schemas.microsoft.com/office/word/2016/wordml/cid" xmlns:w16="http://schemas.microsoft.com/office/word/2018/wordml" xmlns:w16du="http://schemas.microsoft.com/office/word/2023/wordml/word16du" xmlns:w16sdtdh="http://schemas.microsoft.com/office/word/2020/wordml/sdtdatahash" xmlns:w16sdtfl="http://schemas.microsoft.com/office/word/2024/wordml/sdtformatlock" xmlns:w16se="http://schemas.microsoft.com/office/word/2015/wordml/symex" mc:Ignorable="w14 w15 w16se w16cid w16 w16cex w16sdtdh w16sdtfl w16du">
   <w:docDefaults>
     <w:rPrDefault>
       <w:rPr>
-        <w:rFonts w:asciiTheme="minorHAnsi" w:eastAsiaTheme="minorHAnsi" w:hAnsiTheme="minorHAnsi" w:cstheme="minorBidi"/>
+        <w:rFonts w:asciiTheme="minorHAnsi" w:hAnsiTheme="minorHAnsi" w:eastAsiaTheme="minorHAnsi" w:cstheme="minorBidi"/>
         <w:sz w:val="24"/>
         <w:szCs w:val="24"/>
         <w:lang w:val="de-DE" w:eastAsia="en-US" w:bidi="ar-SA"/>
@@ -1189,14 +1210,14 @@
   <w:latentStyles w:defLockedState="0" w:defUIPriority="99" w:defSemiHidden="0" w:defUnhideWhenUsed="0" w:defQFormat="0" w:count="376">
     <w:lsdException w:name="Normal" w:uiPriority="0" w:qFormat="1"/>
     <w:lsdException w:name="heading 1" w:uiPriority="9" w:qFormat="1"/>
-    <w:lsdException w:name="heading 2" w:semiHidden="1" w:uiPriority="9" w:unhideWhenUsed="1" w:qFormat="1"/>
-    <w:lsdException w:name="heading 3" w:semiHidden="1" w:uiPriority="9" w:unhideWhenUsed="1" w:qFormat="1"/>
-    <w:lsdException w:name="heading 4" w:semiHidden="1" w:uiPriority="9" w:unhideWhenUsed="1" w:qFormat="1"/>
-    <w:lsdException w:name="heading 5" w:semiHidden="1" w:uiPriority="9" w:unhideWhenUsed="1" w:qFormat="1"/>
-    <w:lsdException w:name="heading 6" w:semiHidden="1" w:uiPriority="9" w:unhideWhenUsed="1" w:qFormat="1"/>
-    <w:lsdException w:name="heading 7" w:semiHidden="1" w:uiPriority="9" w:unhideWhenUsed="1" w:qFormat="1"/>
-    <w:lsdException w:name="heading 8" w:semiHidden="1" w:uiPriority="9" w:unhideWhenUsed="1" w:qFormat="1"/>
-    <w:lsdException w:name="heading 9" w:semiHidden="1" w:uiPriority="9" w:unhideWhenUsed="1" w:qFormat="1"/>
+    <w:lsdException w:name="heading 2" w:uiPriority="9" w:semiHidden="1" w:unhideWhenUsed="1" w:qFormat="1"/>
+    <w:lsdException w:name="heading 3" w:uiPriority="9" w:semiHidden="1" w:unhideWhenUsed="1" w:qFormat="1"/>
+    <w:lsdException w:name="heading 4" w:uiPriority="9" w:semiHidden="1" w:unhideWhenUsed="1" w:qFormat="1"/>
+    <w:lsdException w:name="heading 5" w:uiPriority="9" w:semiHidden="1" w:unhideWhenUsed="1" w:qFormat="1"/>
+    <w:lsdException w:name="heading 6" w:uiPriority="9" w:semiHidden="1" w:unhideWhenUsed="1" w:qFormat="1"/>
+    <w:lsdException w:name="heading 7" w:uiPriority="9" w:semiHidden="1" w:unhideWhenUsed="1" w:qFormat="1"/>
+    <w:lsdException w:name="heading 8" w:uiPriority="9" w:semiHidden="1" w:unhideWhenUsed="1" w:qFormat="1"/>
+    <w:lsdException w:name="heading 9" w:uiPriority="9" w:semiHidden="1" w:unhideWhenUsed="1" w:qFormat="1"/>
     <w:lsdException w:name="index 1" w:semiHidden="1" w:unhideWhenUsed="1"/>
     <w:lsdException w:name="index 2" w:semiHidden="1" w:unhideWhenUsed="1"/>
     <w:lsdException w:name="index 3" w:semiHidden="1" w:unhideWhenUsed="1"/>
@@ -1206,22 +1227,22 @@
     <w:lsdException w:name="index 7" w:semiHidden="1" w:unhideWhenUsed="1"/>
     <w:lsdException w:name="index 8" w:semiHidden="1" w:unhideWhenUsed="1"/>
     <w:lsdException w:name="index 9" w:semiHidden="1" w:unhideWhenUsed="1"/>
-    <w:lsdException w:name="toc 1" w:semiHidden="1" w:uiPriority="39" w:unhideWhenUsed="1"/>
-    <w:lsdException w:name="toc 2" w:semiHidden="1" w:uiPriority="39" w:unhideWhenUsed="1"/>
-    <w:lsdException w:name="toc 3" w:semiHidden="1" w:uiPriority="39" w:unhideWhenUsed="1"/>
-    <w:lsdException w:name="toc 4" w:semiHidden="1" w:uiPriority="39" w:unhideWhenUsed="1"/>
-    <w:lsdException w:name="toc 5" w:semiHidden="1" w:uiPriority="39" w:unhideWhenUsed="1"/>
-    <w:lsdException w:name="toc 6" w:semiHidden="1" w:uiPriority="39" w:unhideWhenUsed="1"/>
-    <w:lsdException w:name="toc 7" w:semiHidden="1" w:uiPriority="39" w:unhideWhenUsed="1"/>
-    <w:lsdException w:name="toc 8" w:semiHidden="1" w:uiPriority="39" w:unhideWhenUsed="1"/>
-    <w:lsdException w:name="toc 9" w:semiHidden="1" w:uiPriority="39" w:unhideWhenUsed="1"/>
+    <w:lsdException w:name="toc 1" w:uiPriority="39" w:semiHidden="1" w:unhideWhenUsed="1"/>
+    <w:lsdException w:name="toc 2" w:uiPriority="39" w:semiHidden="1" w:unhideWhenUsed="1"/>
+    <w:lsdException w:name="toc 3" w:uiPriority="39" w:semiHidden="1" w:unhideWhenUsed="1"/>
+    <w:lsdException w:name="toc 4" w:uiPriority="39" w:semiHidden="1" w:unhideWhenUsed="1"/>
+    <w:lsdException w:name="toc 5" w:uiPriority="39" w:semiHidden="1" w:unhideWhenUsed="1"/>
+    <w:lsdException w:name="toc 6" w:uiPriority="39" w:semiHidden="1" w:unhideWhenUsed="1"/>
+    <w:lsdException w:name="toc 7" w:uiPriority="39" w:semiHidden="1" w:unhideWhenUsed="1"/>
+    <w:lsdException w:name="toc 8" w:uiPriority="39" w:semiHidden="1" w:unhideWhenUsed="1"/>
+    <w:lsdException w:name="toc 9" w:uiPriority="39" w:semiHidden="1" w:unhideWhenUsed="1"/>
     <w:lsdException w:name="Normal Indent" w:semiHidden="1" w:unhideWhenUsed="1"/>
     <w:lsdException w:name="footnote text" w:semiHidden="1" w:unhideWhenUsed="1"/>
     <w:lsdException w:name="annotation text" w:semiHidden="1" w:unhideWhenUsed="1"/>
     <w:lsdException w:name="header" w:semiHidden="1" w:unhideWhenUsed="1"/>
     <w:lsdException w:name="footer" w:semiHidden="1" w:unhideWhenUsed="1"/>
     <w:lsdException w:name="index heading" w:semiHidden="1" w:unhideWhenUsed="1"/>
-    <w:lsdException w:name="caption" w:semiHidden="1" w:uiPriority="35" w:unhideWhenUsed="1" w:qFormat="1"/>
+    <w:lsdException w:name="caption" w:uiPriority="35" w:semiHidden="1" w:unhideWhenUsed="1" w:qFormat="1"/>
     <w:lsdException w:name="table of figures" w:semiHidden="1" w:unhideWhenUsed="1"/>
     <w:lsdException w:name="envelope address" w:semiHidden="1" w:unhideWhenUsed="1"/>
     <w:lsdException w:name="envelope return" w:semiHidden="1" w:unhideWhenUsed="1"/>
@@ -1252,7 +1273,7 @@
     <w:lsdException w:name="Title" w:uiPriority="10" w:qFormat="1"/>
     <w:lsdException w:name="Closing" w:semiHidden="1" w:unhideWhenUsed="1"/>
     <w:lsdException w:name="Signature" w:semiHidden="1" w:unhideWhenUsed="1"/>
-    <w:lsdException w:name="Default Paragraph Font" w:semiHidden="1" w:uiPriority="1" w:unhideWhenUsed="1"/>
+    <w:lsdException w:name="Default Paragraph Font" w:uiPriority="1" w:semiHidden="1" w:unhideWhenUsed="1"/>
     <w:lsdException w:name="Body Text" w:semiHidden="1" w:unhideWhenUsed="1"/>
     <w:lsdException w:name="Body Text Indent" w:semiHidden="1" w:unhideWhenUsed="1"/>
     <w:lsdException w:name="List Continue" w:semiHidden="1" w:unhideWhenUsed="1"/>
@@ -1452,8 +1473,8 @@
     <w:lsdException w:name="Subtle Reference" w:uiPriority="31" w:qFormat="1"/>
     <w:lsdException w:name="Intense Reference" w:uiPriority="32" w:qFormat="1"/>
     <w:lsdException w:name="Book Title" w:uiPriority="33" w:qFormat="1"/>
-    <w:lsdException w:name="Bibliography" w:semiHidden="1" w:uiPriority="37" w:unhideWhenUsed="1"/>
-    <w:lsdException w:name="TOC Heading" w:semiHidden="1" w:uiPriority="39" w:unhideWhenUsed="1" w:qFormat="1"/>
+    <w:lsdException w:name="Bibliography" w:uiPriority="37" w:semiHidden="1" w:unhideWhenUsed="1"/>
+    <w:lsdException w:name="TOC Heading" w:uiPriority="39" w:semiHidden="1" w:unhideWhenUsed="1" w:qFormat="1"/>
     <w:lsdException w:name="Plain Table 1" w:uiPriority="41"/>
     <w:lsdException w:name="Plain Table 2" w:uiPriority="42"/>
     <w:lsdException w:name="Plain Table 3" w:uiPriority="43"/>
@@ -1564,17 +1585,17 @@
     <w:lsdException w:name="Unresolved Mention" w:semiHidden="1" w:unhideWhenUsed="1"/>
     <w:lsdException w:name="Smart Link" w:semiHidden="1" w:unhideWhenUsed="1"/>
   </w:latentStyles>
-  <w:style w:type="paragraph" w:default="1" w:styleId="Normal">
+  <w:style w:type="paragraph" w:styleId="Normal" w:default="1">
     <w:name w:val="Normal"/>
     <w:qFormat/>
   </w:style>
-  <w:style w:type="character" w:default="1" w:styleId="DefaultParagraphFont">
+  <w:style w:type="character" w:styleId="DefaultParagraphFont" w:default="1">
     <w:name w:val="Default Paragraph Font"/>
     <w:uiPriority w:val="1"/>
     <w:semiHidden/>
     <w:unhideWhenUsed/>
   </w:style>
-  <w:style w:type="table" w:default="1" w:styleId="TableNormal">
+  <w:style w:type="table" w:styleId="TableNormal" w:default="1">
     <w:name w:val="Normal Table"/>
     <w:uiPriority w:val="99"/>
     <w:semiHidden/>
@@ -1589,7 +1610,7 @@
       </w:tblCellMar>
     </w:tblPr>
   </w:style>
-  <w:style w:type="numbering" w:default="1" w:styleId="NoList">
+  <w:style w:type="numbering" w:styleId="NoList" w:default="1">
     <w:name w:val="No List"/>
     <w:uiPriority w:val="99"/>
     <w:semiHidden/>
@@ -1607,57 +1628,64 @@
     </w:pPr>
   </w:style>
   <w:style w:type="paragraph" w:styleId="Header">
+    <w:uiPriority w:val="99"/>
     <w:name w:val="header"/>
     <w:basedOn w:val="Normal"/>
-    <w:uiPriority w:val="99"/>
     <w:unhideWhenUsed/>
     <w:rsid w:val="731F6FFA"/>
     <w:pPr>
       <w:tabs>
-        <w:tab w:val="center" w:pos="4680"/>
-        <w:tab w:val="right" w:pos="9360"/>
+        <w:tab w:val="center" w:leader="none" w:pos="4680"/>
+        <w:tab w:val="right" w:leader="none" w:pos="9360"/>
       </w:tabs>
       <w:spacing w:after="0" w:line="240" w:lineRule="auto"/>
     </w:pPr>
   </w:style>
   <w:style w:type="paragraph" w:styleId="Footer">
+    <w:uiPriority w:val="99"/>
     <w:name w:val="footer"/>
     <w:basedOn w:val="Normal"/>
-    <w:uiPriority w:val="99"/>
     <w:unhideWhenUsed/>
     <w:rsid w:val="731F6FFA"/>
     <w:pPr>
       <w:tabs>
-        <w:tab w:val="center" w:pos="4680"/>
-        <w:tab w:val="right" w:pos="9360"/>
+        <w:tab w:val="center" w:leader="none" w:pos="4680"/>
+        <w:tab w:val="right" w:leader="none" w:pos="9360"/>
       </w:tabs>
       <w:spacing w:after="0" w:line="240" w:lineRule="auto"/>
     </w:pPr>
   </w:style>
-  <w:style w:type="table" w:styleId="TableGrid">
-    <w:name w:val="Table Grid"/>
-    <w:basedOn w:val="TableNormal"/>
-    <w:uiPriority w:val="59"/>
-    <w:rsid w:val="00FB4123"/>
-    <w:pPr>
+  <w:style xmlns:w="http://schemas.openxmlformats.org/wordprocessingml/2006/main" w:type="table" w:styleId="TableGrid">
+    <w:name xmlns:w="http://schemas.openxmlformats.org/wordprocessingml/2006/main" w:val="Table Grid"/>
+    <w:basedOn xmlns:w="http://schemas.openxmlformats.org/wordprocessingml/2006/main" w:val="TableNormal"/>
+    <w:uiPriority xmlns:w="http://schemas.openxmlformats.org/wordprocessingml/2006/main" w:val="59"/>
+    <w:rsid xmlns:w="http://schemas.openxmlformats.org/wordprocessingml/2006/main" w:val="00FB4123"/>
+    <w:pPr xmlns:w="http://schemas.openxmlformats.org/wordprocessingml/2006/main">
       <w:spacing w:after="0" w:line="240" w:lineRule="auto"/>
     </w:pPr>
-    <w:tblPr>
+    <w:tblPr xmlns:w="http://schemas.openxmlformats.org/wordprocessingml/2006/main">
+      <w:tblInd w:w="0" w:type="dxa"/>
       <w:tblBorders>
-        <w:top w:val="single" w:sz="4" w:space="0" w:color="000000" w:themeColor="text1"/>
-        <w:left w:val="single" w:sz="4" w:space="0" w:color="000000" w:themeColor="text1"/>
-        <w:bottom w:val="single" w:sz="4" w:space="0" w:color="000000" w:themeColor="text1"/>
-        <w:right w:val="single" w:sz="4" w:space="0" w:color="000000" w:themeColor="text1"/>
-        <w:insideH w:val="single" w:sz="4" w:space="0" w:color="000000" w:themeColor="text1"/>
-        <w:insideV w:val="single" w:sz="4" w:space="0" w:color="000000" w:themeColor="text1"/>
+        <w:top w:val="single" w:color="000000" w:themeColor="text1" w:sz="4" w:space="0"/>
+        <w:left w:val="single" w:color="000000" w:themeColor="text1" w:sz="4" w:space="0"/>
+        <w:bottom w:val="single" w:color="000000" w:themeColor="text1" w:sz="4" w:space="0"/>
+        <w:right w:val="single" w:color="000000" w:themeColor="text1" w:sz="4" w:space="0"/>
+        <w:insideH w:val="single" w:color="000000" w:themeColor="text1" w:sz="4" w:space="0"/>
+        <w:insideV w:val="single" w:color="000000" w:themeColor="text1" w:sz="4" w:space="0"/>
       </w:tblBorders>
+      <w:tblCellMar>
+        <w:top w:w="0" w:type="dxa"/>
+        <w:left w:w="108" w:type="dxa"/>
+        <w:bottom w:w="0" w:type="dxa"/>
+        <w:right w:w="108" w:type="dxa"/>
+      </w:tblCellMar>
     </w:tblPr>
   </w:style>
 </w:styles>
 </file>
 
 <file path=word/theme/theme1.xml><?xml version="1.0" encoding="utf-8"?>
-<a:theme xmlns:a="http://schemas.openxmlformats.org/drawingml/2006/main" name="Office Theme">
+<a:theme xmlns:a="http://schemas.openxmlformats.org/drawingml/2006/main" xmlns:thm15="http://schemas.microsoft.com/office/thememl/2012/main" name="Office Theme">
   <a:themeElements>
     <a:clrScheme name="Office">
       <a:dk1>
